--- a/Workspace/Testing/TestExecution/UtenteDAOTest.docx
+++ b/Workspace/Testing/TestExecution/UtenteDAOTest.docx
@@ -7,9 +7,11 @@
         <w:pStyle w:val="Titolo2"/>
         <w:ind w:firstLine="708"/>
       </w:pPr>
+      <w:proofErr w:type="spellStart"/>
       <w:r>
         <w:t>UtenteDAOTest</w:t>
       </w:r>
+      <w:proofErr w:type="spellEnd"/>
     </w:p>
     <w:p/>
     <w:p>
@@ -21,8 +23,13 @@
       </w:r>
     </w:p>
     <w:p>
-      <w:r>
-        <w:t>Src/test/java</w:t>
+      <w:proofErr w:type="spellStart"/>
+      <w:r>
+        <w:t>Src</w:t>
+      </w:r>
+      <w:proofErr w:type="spellEnd"/>
+      <w:r>
+        <w:t>/test/java</w:t>
       </w:r>
     </w:p>
     <w:p/>
@@ -33,9 +40,11 @@
       <w:r>
         <w:t xml:space="preserve">Esecuzione: </w:t>
       </w:r>
+      <w:proofErr w:type="spellStart"/>
       <w:r>
         <w:t>testCreateUtente_Success</w:t>
       </w:r>
+      <w:proofErr w:type="spellEnd"/>
     </w:p>
     <w:p/>
     <w:p>
@@ -48,10 +57,31 @@
     </w:p>
     <w:p>
       <w:r>
-        <w:t>Il test è fallito dovuto ad un errore della classe Mockito</w:t>
-      </w:r>
-      <w:r>
-        <w:t xml:space="preserve"> che non riesce a fare il mock del datasource pool</w:t>
+        <w:t xml:space="preserve">Il test è fallito dovuto ad un errore della classe </w:t>
+      </w:r>
+      <w:proofErr w:type="spellStart"/>
+      <w:r>
+        <w:t>Mockito</w:t>
+      </w:r>
+      <w:proofErr w:type="spellEnd"/>
+      <w:r>
+        <w:t xml:space="preserve"> che non riesce a fare il </w:t>
+      </w:r>
+      <w:proofErr w:type="spellStart"/>
+      <w:r>
+        <w:t>mock</w:t>
+      </w:r>
+      <w:proofErr w:type="spellEnd"/>
+      <w:r>
+        <w:t xml:space="preserve"> del </w:t>
+      </w:r>
+      <w:proofErr w:type="spellStart"/>
+      <w:r>
+        <w:t>datasource</w:t>
+      </w:r>
+      <w:proofErr w:type="spellEnd"/>
+      <w:r>
+        <w:t xml:space="preserve"> pool</w:t>
       </w:r>
       <w:r>
         <w:t xml:space="preserve">. </w:t>
@@ -110,7 +140,25 @@
           <w:iCs/>
           <w:lang w:val="en-GB"/>
         </w:rPr>
-        <w:t>when() requires an argument which has to be 'a method call on a mock'.</w:t>
+        <w:t xml:space="preserve">when() requires an argument which </w:t>
+      </w:r>
+      <w:proofErr w:type="gramStart"/>
+      <w:r>
+        <w:rPr>
+          <w:i/>
+          <w:iCs/>
+          <w:lang w:val="en-GB"/>
+        </w:rPr>
+        <w:t>has to</w:t>
+      </w:r>
+      <w:proofErr w:type="gramEnd"/>
+      <w:r>
+        <w:rPr>
+          <w:i/>
+          <w:iCs/>
+          <w:lang w:val="en-GB"/>
+        </w:rPr>
+        <w:t xml:space="preserve"> be 'a method call on a mock'.</w:t>
       </w:r>
     </w:p>
     <w:p>
@@ -144,7 +192,43 @@
           <w:iCs/>
           <w:lang w:val="en-GB"/>
         </w:rPr>
-        <w:t xml:space="preserve">    when(mock.getArticles()).thenReturn(articles);</w:t>
+        <w:t xml:space="preserve">    when(</w:t>
+      </w:r>
+      <w:proofErr w:type="spellStart"/>
+      <w:r>
+        <w:rPr>
+          <w:i/>
+          <w:iCs/>
+          <w:lang w:val="en-GB"/>
+        </w:rPr>
+        <w:t>mock.getArticles</w:t>
+      </w:r>
+      <w:proofErr w:type="spellEnd"/>
+      <w:r>
+        <w:rPr>
+          <w:i/>
+          <w:iCs/>
+          <w:lang w:val="en-GB"/>
+        </w:rPr>
+        <w:t>()).</w:t>
+      </w:r>
+      <w:proofErr w:type="spellStart"/>
+      <w:r>
+        <w:rPr>
+          <w:i/>
+          <w:iCs/>
+          <w:lang w:val="en-GB"/>
+        </w:rPr>
+        <w:t>thenReturn</w:t>
+      </w:r>
+      <w:proofErr w:type="spellEnd"/>
+      <w:r>
+        <w:rPr>
+          <w:i/>
+          <w:iCs/>
+          <w:lang w:val="en-GB"/>
+        </w:rPr>
+        <w:t>(articles);</w:t>
       </w:r>
     </w:p>
     <w:p>
@@ -187,7 +271,25 @@
           <w:iCs/>
           <w:lang w:val="en-GB"/>
         </w:rPr>
-        <w:t>1. you stub either of: final/private/equals()/hashCode() methods.</w:t>
+        <w:t>1. you stub either of: final/private/equals()/</w:t>
+      </w:r>
+      <w:proofErr w:type="spellStart"/>
+      <w:r>
+        <w:rPr>
+          <w:i/>
+          <w:iCs/>
+          <w:lang w:val="en-GB"/>
+        </w:rPr>
+        <w:t>hashCode</w:t>
+      </w:r>
+      <w:proofErr w:type="spellEnd"/>
+      <w:r>
+        <w:rPr>
+          <w:i/>
+          <w:iCs/>
+          <w:lang w:val="en-GB"/>
+        </w:rPr>
+        <w:t>() methods.</w:t>
       </w:r>
     </w:p>
     <w:p>
@@ -274,12 +376,37 @@
         </w:rPr>
         <w:tab/>
       </w:r>
-      <w:r>
-        <w:rPr>
-          <w:i/>
-          <w:iCs/>
-        </w:rPr>
-        <w:t>at UtenteDaoTest.testCreateUtente_Success(UtenteDAOTest.java:51)</w:t>
+      <w:proofErr w:type="spellStart"/>
+      <w:r>
+        <w:rPr>
+          <w:i/>
+          <w:iCs/>
+        </w:rPr>
+        <w:t>at</w:t>
+      </w:r>
+      <w:proofErr w:type="spellEnd"/>
+      <w:r>
+        <w:rPr>
+          <w:i/>
+          <w:iCs/>
+        </w:rPr>
+        <w:t xml:space="preserve"> </w:t>
+      </w:r>
+      <w:proofErr w:type="spellStart"/>
+      <w:r>
+        <w:rPr>
+          <w:i/>
+          <w:iCs/>
+        </w:rPr>
+        <w:t>UtenteDaoTest.testCreateUtente_Success</w:t>
+      </w:r>
+      <w:proofErr w:type="spellEnd"/>
+      <w:r>
+        <w:rPr>
+          <w:i/>
+          <w:iCs/>
+        </w:rPr>
+        <w:t>(UtenteDAOTest.java:51)</w:t>
       </w:r>
     </w:p>
     <w:p/>
@@ -298,7 +425,31 @@
         <w:t>Il testing è stato r</w:t>
       </w:r>
       <w:r>
-        <w:t xml:space="preserve">isolto cambiando la logica di inizializzazione del datasource pool implementando una lazy-initialization del pool, questo permette a mockito di funzionare correttamente. </w:t>
+        <w:t xml:space="preserve">isolto cambiando la logica di inizializzazione del </w:t>
+      </w:r>
+      <w:proofErr w:type="spellStart"/>
+      <w:r>
+        <w:t>datasource</w:t>
+      </w:r>
+      <w:proofErr w:type="spellEnd"/>
+      <w:r>
+        <w:t xml:space="preserve"> pool implementando una </w:t>
+      </w:r>
+      <w:proofErr w:type="spellStart"/>
+      <w:r>
+        <w:t>lazy-initialization</w:t>
+      </w:r>
+      <w:proofErr w:type="spellEnd"/>
+      <w:r>
+        <w:t xml:space="preserve"> del pool, questo permette a </w:t>
+      </w:r>
+      <w:proofErr w:type="spellStart"/>
+      <w:r>
+        <w:t>mockito</w:t>
+      </w:r>
+      <w:proofErr w:type="spellEnd"/>
+      <w:r>
+        <w:t xml:space="preserve"> di funzionare correttamente. </w:t>
       </w:r>
     </w:p>
     <w:p/>
@@ -314,8 +465,13 @@
         <w:pStyle w:val="Titolo3"/>
       </w:pPr>
       <w:r>
-        <w:t>Esecuzione: testCreateUtente_SqlExceptionThrowsRuntimeException</w:t>
-      </w:r>
+        <w:t xml:space="preserve">Esecuzione: </w:t>
+      </w:r>
+      <w:proofErr w:type="spellStart"/>
+      <w:r>
+        <w:t>testCreateUtente_SqlExceptionThrowsRuntimeException</w:t>
+      </w:r>
+      <w:proofErr w:type="spellEnd"/>
     </w:p>
     <w:p/>
     <w:p>
@@ -343,8 +499,13 @@
         <w:t>Il te</w:t>
       </w:r>
       <w:r>
-        <w:t>st non riesce ad inizializzare la classe DataSourceFactory</w:t>
-      </w:r>
+        <w:t xml:space="preserve">st non riesce ad inizializzare la classe </w:t>
+      </w:r>
+      <w:proofErr w:type="spellStart"/>
+      <w:r>
+        <w:t>DataSourceFactory</w:t>
+      </w:r>
+      <w:proofErr w:type="spellEnd"/>
       <w:r>
         <w:t>.</w:t>
       </w:r>
@@ -356,38 +517,80 @@
     <w:p>
       <w:pPr>
         <w:pStyle w:val="Titolo4"/>
+        <w:rPr>
+          <w:lang w:val="en-GB"/>
+        </w:rPr>
       </w:pPr>
       <w:r>
         <w:t xml:space="preserve"> </w:t>
       </w:r>
       <w:r>
-        <w:t>Log esecuzione</w:t>
-      </w:r>
-    </w:p>
-    <w:p>
-      <w:pPr>
-        <w:rPr>
-          <w:i/>
-          <w:iCs/>
-          <w:lang w:val="en-GB"/>
-        </w:rPr>
-      </w:pPr>
-    </w:p>
-    <w:p>
-      <w:pPr>
-        <w:rPr>
-          <w:i/>
-          <w:iCs/>
-          <w:lang w:val="en-GB"/>
-        </w:rPr>
-      </w:pPr>
-      <w:r>
-        <w:rPr>
-          <w:i/>
-          <w:iCs/>
-          <w:lang w:val="en-GB"/>
-        </w:rPr>
-        <w:t>org.mockito.exceptions.base.MockitoException: Cannot instrument class it.unisa.ewms.persistance.DataSourceFactory because it or one of its supertypes could not be initialized</w:t>
+        <w:rPr>
+          <w:lang w:val="en-GB"/>
+        </w:rPr>
+        <w:t xml:space="preserve">Log </w:t>
+      </w:r>
+      <w:proofErr w:type="spellStart"/>
+      <w:r>
+        <w:rPr>
+          <w:lang w:val="en-GB"/>
+        </w:rPr>
+        <w:t>esecuzione</w:t>
+      </w:r>
+      <w:proofErr w:type="spellEnd"/>
+    </w:p>
+    <w:p>
+      <w:pPr>
+        <w:rPr>
+          <w:i/>
+          <w:iCs/>
+          <w:lang w:val="en-GB"/>
+        </w:rPr>
+      </w:pPr>
+    </w:p>
+    <w:p>
+      <w:pPr>
+        <w:rPr>
+          <w:i/>
+          <w:iCs/>
+          <w:lang w:val="en-GB"/>
+        </w:rPr>
+      </w:pPr>
+      <w:proofErr w:type="spellStart"/>
+      <w:r>
+        <w:rPr>
+          <w:i/>
+          <w:iCs/>
+          <w:lang w:val="en-GB"/>
+        </w:rPr>
+        <w:t>org.mockito.exceptions.base.MockitoException</w:t>
+      </w:r>
+      <w:proofErr w:type="spellEnd"/>
+      <w:r>
+        <w:rPr>
+          <w:i/>
+          <w:iCs/>
+          <w:lang w:val="en-GB"/>
+        </w:rPr>
+        <w:t xml:space="preserve">: Cannot instrument class </w:t>
+      </w:r>
+      <w:proofErr w:type="spellStart"/>
+      <w:r>
+        <w:rPr>
+          <w:i/>
+          <w:iCs/>
+          <w:lang w:val="en-GB"/>
+        </w:rPr>
+        <w:t>it.unisa.ewms.persistance.DataSourceFactory</w:t>
+      </w:r>
+      <w:proofErr w:type="spellEnd"/>
+      <w:r>
+        <w:rPr>
+          <w:i/>
+          <w:iCs/>
+          <w:lang w:val="en-GB"/>
+        </w:rPr>
+        <w:t xml:space="preserve"> because it or one of its supertypes could not be initialized</w:t>
       </w:r>
     </w:p>
     <w:p>
@@ -431,7 +634,43 @@
           <w:iCs/>
           <w:lang w:val="en-GB"/>
         </w:rPr>
-        <w:t>Caused by: java.lang.RuntimeException: Failed to get driver instance for jdbcUrl=db.url</w:t>
+        <w:t xml:space="preserve">Caused </w:t>
+      </w:r>
+      <w:proofErr w:type="gramStart"/>
+      <w:r>
+        <w:rPr>
+          <w:i/>
+          <w:iCs/>
+          <w:lang w:val="en-GB"/>
+        </w:rPr>
+        <w:t>by:</w:t>
+      </w:r>
+      <w:proofErr w:type="gramEnd"/>
+      <w:r>
+        <w:rPr>
+          <w:i/>
+          <w:iCs/>
+          <w:lang w:val="en-GB"/>
+        </w:rPr>
+        <w:t xml:space="preserve"> </w:t>
+      </w:r>
+      <w:proofErr w:type="spellStart"/>
+      <w:r>
+        <w:rPr>
+          <w:i/>
+          <w:iCs/>
+          <w:lang w:val="en-GB"/>
+        </w:rPr>
+        <w:t>java.lang.RuntimeException</w:t>
+      </w:r>
+      <w:proofErr w:type="spellEnd"/>
+      <w:r>
+        <w:rPr>
+          <w:i/>
+          <w:iCs/>
+          <w:lang w:val="en-GB"/>
+        </w:rPr>
+        <w:t>: Failed to get driver instance for jdbcUrl=db.url</w:t>
       </w:r>
     </w:p>
     <w:p>
@@ -485,7 +724,43 @@
           <w:lang w:val="en-GB"/>
         </w:rPr>
         <w:tab/>
-        <w:t>at com.zaxxer.hikari.pool.PoolBase.&lt;init&gt;(PoolBase.java:113)</w:t>
+        <w:t xml:space="preserve">at </w:t>
+      </w:r>
+      <w:proofErr w:type="spellStart"/>
+      <w:r>
+        <w:rPr>
+          <w:i/>
+          <w:iCs/>
+          <w:lang w:val="en-GB"/>
+        </w:rPr>
+        <w:t>com.zaxxer.hikari.pool.PoolBase</w:t>
+      </w:r>
+      <w:proofErr w:type="spellEnd"/>
+      <w:r>
+        <w:rPr>
+          <w:i/>
+          <w:iCs/>
+          <w:lang w:val="en-GB"/>
+        </w:rPr>
+        <w:t>.&lt;</w:t>
+      </w:r>
+      <w:proofErr w:type="spellStart"/>
+      <w:r>
+        <w:rPr>
+          <w:i/>
+          <w:iCs/>
+          <w:lang w:val="en-GB"/>
+        </w:rPr>
+        <w:t>init</w:t>
+      </w:r>
+      <w:proofErr w:type="spellEnd"/>
+      <w:r>
+        <w:rPr>
+          <w:i/>
+          <w:iCs/>
+          <w:lang w:val="en-GB"/>
+        </w:rPr>
+        <w:t>&gt;(PoolBase.java:113)</w:t>
       </w:r>
     </w:p>
     <w:p>
@@ -503,7 +778,43 @@
           <w:lang w:val="en-GB"/>
         </w:rPr>
         <w:tab/>
-        <w:t>at com.zaxxer.hikari.pool.HikariPool.&lt;init&gt;(HikariPool.java:91)</w:t>
+        <w:t xml:space="preserve">at </w:t>
+      </w:r>
+      <w:proofErr w:type="spellStart"/>
+      <w:r>
+        <w:rPr>
+          <w:i/>
+          <w:iCs/>
+          <w:lang w:val="en-GB"/>
+        </w:rPr>
+        <w:t>com.zaxxer.hikari.pool.HikariPool</w:t>
+      </w:r>
+      <w:proofErr w:type="spellEnd"/>
+      <w:r>
+        <w:rPr>
+          <w:i/>
+          <w:iCs/>
+          <w:lang w:val="en-GB"/>
+        </w:rPr>
+        <w:t>.&lt;</w:t>
+      </w:r>
+      <w:proofErr w:type="spellStart"/>
+      <w:r>
+        <w:rPr>
+          <w:i/>
+          <w:iCs/>
+          <w:lang w:val="en-GB"/>
+        </w:rPr>
+        <w:t>init</w:t>
+      </w:r>
+      <w:proofErr w:type="spellEnd"/>
+      <w:r>
+        <w:rPr>
+          <w:i/>
+          <w:iCs/>
+          <w:lang w:val="en-GB"/>
+        </w:rPr>
+        <w:t>&gt;(HikariPool.java:91)</w:t>
       </w:r>
     </w:p>
     <w:p>
@@ -557,7 +868,25 @@
           <w:lang w:val="en-GB"/>
         </w:rPr>
         <w:tab/>
-        <w:t>at java.base/java.lang.Class.forName0(Native Method)</w:t>
+        <w:t xml:space="preserve">at </w:t>
+      </w:r>
+      <w:proofErr w:type="spellStart"/>
+      <w:r>
+        <w:rPr>
+          <w:i/>
+          <w:iCs/>
+          <w:lang w:val="en-GB"/>
+        </w:rPr>
+        <w:t>java.base</w:t>
+      </w:r>
+      <w:proofErr w:type="spellEnd"/>
+      <w:r>
+        <w:rPr>
+          <w:i/>
+          <w:iCs/>
+          <w:lang w:val="en-GB"/>
+        </w:rPr>
+        <w:t>/java.lang.Class.forName0(Native Method)</w:t>
       </w:r>
     </w:p>
     <w:p>
@@ -575,7 +904,43 @@
           <w:lang w:val="en-GB"/>
         </w:rPr>
         <w:tab/>
-        <w:t>at java.base/java.lang.Class.forName(Class.java:495)</w:t>
+        <w:t xml:space="preserve">at </w:t>
+      </w:r>
+      <w:proofErr w:type="spellStart"/>
+      <w:r>
+        <w:rPr>
+          <w:i/>
+          <w:iCs/>
+          <w:lang w:val="en-GB"/>
+        </w:rPr>
+        <w:t>java.base</w:t>
+      </w:r>
+      <w:proofErr w:type="spellEnd"/>
+      <w:r>
+        <w:rPr>
+          <w:i/>
+          <w:iCs/>
+          <w:lang w:val="en-GB"/>
+        </w:rPr>
+        <w:t>/</w:t>
+      </w:r>
+      <w:proofErr w:type="spellStart"/>
+      <w:r>
+        <w:rPr>
+          <w:i/>
+          <w:iCs/>
+          <w:lang w:val="en-GB"/>
+        </w:rPr>
+        <w:t>java.lang.Class.forName</w:t>
+      </w:r>
+      <w:proofErr w:type="spellEnd"/>
+      <w:r>
+        <w:rPr>
+          <w:i/>
+          <w:iCs/>
+          <w:lang w:val="en-GB"/>
+        </w:rPr>
+        <w:t>(Class.java:495)</w:t>
       </w:r>
     </w:p>
     <w:p>
@@ -593,7 +958,43 @@
           <w:lang w:val="en-GB"/>
         </w:rPr>
         <w:tab/>
-        <w:t>at java.base/java.lang.Class.forName(Class.java:474)</w:t>
+        <w:t xml:space="preserve">at </w:t>
+      </w:r>
+      <w:proofErr w:type="spellStart"/>
+      <w:r>
+        <w:rPr>
+          <w:i/>
+          <w:iCs/>
+          <w:lang w:val="en-GB"/>
+        </w:rPr>
+        <w:t>java.base</w:t>
+      </w:r>
+      <w:proofErr w:type="spellEnd"/>
+      <w:r>
+        <w:rPr>
+          <w:i/>
+          <w:iCs/>
+          <w:lang w:val="en-GB"/>
+        </w:rPr>
+        <w:t>/</w:t>
+      </w:r>
+      <w:proofErr w:type="spellStart"/>
+      <w:r>
+        <w:rPr>
+          <w:i/>
+          <w:iCs/>
+          <w:lang w:val="en-GB"/>
+        </w:rPr>
+        <w:t>java.lang.Class.forName</w:t>
+      </w:r>
+      <w:proofErr w:type="spellEnd"/>
+      <w:r>
+        <w:rPr>
+          <w:i/>
+          <w:iCs/>
+          <w:lang w:val="en-GB"/>
+        </w:rPr>
+        <w:t>(Class.java:474)</w:t>
       </w:r>
     </w:p>
     <w:p>
@@ -756,7 +1157,25 @@
           <w:lang w:val="en-GB"/>
         </w:rPr>
         <w:tab/>
-        <w:t>at org.mockito.Mockito.mockStatic(Mockito.java:2307)</w:t>
+        <w:t xml:space="preserve">at </w:t>
+      </w:r>
+      <w:proofErr w:type="spellStart"/>
+      <w:r>
+        <w:rPr>
+          <w:i/>
+          <w:iCs/>
+          <w:lang w:val="en-GB"/>
+        </w:rPr>
+        <w:t>org.mockito.Mockito.mockStatic</w:t>
+      </w:r>
+      <w:proofErr w:type="spellEnd"/>
+      <w:r>
+        <w:rPr>
+          <w:i/>
+          <w:iCs/>
+          <w:lang w:val="en-GB"/>
+        </w:rPr>
+        <w:t>(Mockito.java:2307)</w:t>
       </w:r>
     </w:p>
     <w:p>
@@ -774,7 +1193,25 @@
           <w:lang w:val="en-GB"/>
         </w:rPr>
         <w:tab/>
-        <w:t>at org.mockito.Mockito.mockStatic(Mockito.java:2244)</w:t>
+        <w:t xml:space="preserve">at </w:t>
+      </w:r>
+      <w:proofErr w:type="spellStart"/>
+      <w:r>
+        <w:rPr>
+          <w:i/>
+          <w:iCs/>
+          <w:lang w:val="en-GB"/>
+        </w:rPr>
+        <w:t>org.mockito.Mockito.mockStatic</w:t>
+      </w:r>
+      <w:proofErr w:type="spellEnd"/>
+      <w:r>
+        <w:rPr>
+          <w:i/>
+          <w:iCs/>
+          <w:lang w:val="en-GB"/>
+        </w:rPr>
+        <w:t>(Mockito.java:2244)</w:t>
       </w:r>
     </w:p>
     <w:p>
@@ -809,7 +1246,25 @@
           <w:iCs/>
           <w:lang w:val="en-GB"/>
         </w:rPr>
-        <w:t>Caused by: java.sql.SQLException: No suitable driver</w:t>
+        <w:t xml:space="preserve">Caused by: </w:t>
+      </w:r>
+      <w:proofErr w:type="spellStart"/>
+      <w:r>
+        <w:rPr>
+          <w:i/>
+          <w:iCs/>
+          <w:lang w:val="en-GB"/>
+        </w:rPr>
+        <w:t>java.sql.SQLException</w:t>
+      </w:r>
+      <w:proofErr w:type="spellEnd"/>
+      <w:r>
+        <w:rPr>
+          <w:i/>
+          <w:iCs/>
+          <w:lang w:val="en-GB"/>
+        </w:rPr>
+        <w:t>: No suitable driver</w:t>
       </w:r>
     </w:p>
     <w:p>
@@ -885,9 +1340,11 @@
       <w:r>
         <w:t>Il test presentava lo stesso problema di “</w:t>
       </w:r>
+      <w:proofErr w:type="spellStart"/>
       <w:r>
         <w:t>testCreateUtente_Success</w:t>
       </w:r>
+      <w:proofErr w:type="spellEnd"/>
       <w:r>
         <w:t>”. La soluzione è stata la stessa.</w:t>
       </w:r>
@@ -901,8 +1358,13 @@
       <w:r>
         <w:t xml:space="preserve">Esecuzione: </w:t>
       </w:r>
-      <w:r>
-        <w:t>testCreateUtente_NullThrowsException()</w:t>
+      <w:proofErr w:type="spellStart"/>
+      <w:r>
+        <w:t>testCreateUtente_NullThrowsException</w:t>
+      </w:r>
+      <w:proofErr w:type="spellEnd"/>
+      <w:r>
+        <w:t>()</w:t>
       </w:r>
     </w:p>
     <w:p>
@@ -1641,6 +2103,7 @@
   <w:style w:type="character" w:default="1" w:styleId="Carpredefinitoparagrafo">
     <w:name w:val="Default Paragraph Font"/>
     <w:uiPriority w:val="1"/>
+    <w:semiHidden/>
     <w:unhideWhenUsed/>
   </w:style>
   <w:style w:type="table" w:default="1" w:styleId="Tabellanormale">

--- a/Workspace/Testing/TestExecution/UtenteDAOTest.docx
+++ b/Workspace/Testing/TestExecution/UtenteDAOTest.docx
@@ -5,7 +5,6 @@
     <w:p>
       <w:pPr>
         <w:pStyle w:val="Titolo2"/>
-        <w:ind w:firstLine="708"/>
       </w:pPr>
       <w:proofErr w:type="spellStart"/>
       <w:r>
@@ -35,16 +34,2343 @@
     <w:p/>
     <w:p>
       <w:pPr>
+        <w:pStyle w:val="Titolo2"/>
+      </w:pPr>
+      <w:r>
+        <w:t xml:space="preserve">Metodo: </w:t>
+      </w:r>
+      <w:proofErr w:type="spellStart"/>
+      <w:r>
+        <w:t>CreateUtente</w:t>
+      </w:r>
+      <w:proofErr w:type="spellEnd"/>
+    </w:p>
+    <w:p/>
+    <w:p>
+      <w:pPr>
+        <w:pStyle w:val="Titolo4"/>
+      </w:pPr>
+      <w:r>
+        <w:t xml:space="preserve">Esecuzione: </w:t>
+      </w:r>
+      <w:proofErr w:type="spellStart"/>
+      <w:r>
+        <w:t>testCreateUtente_Successo</w:t>
+      </w:r>
+      <w:proofErr w:type="spellEnd"/>
+    </w:p>
+    <w:p/>
+    <w:p>
+      <w:pPr>
+        <w:pStyle w:val="Titolo4"/>
+      </w:pPr>
+      <w:r>
+        <w:t xml:space="preserve">Risultato </w:t>
+      </w:r>
+    </w:p>
+    <w:p>
+      <w:r>
+        <w:t xml:space="preserve">Il test è fallito </w:t>
+      </w:r>
+      <w:r>
+        <w:t xml:space="preserve">gli argomenti per il </w:t>
+      </w:r>
+      <w:proofErr w:type="spellStart"/>
+      <w:r>
+        <w:t>prepared</w:t>
+      </w:r>
+      <w:proofErr w:type="spellEnd"/>
+      <w:r>
+        <w:t xml:space="preserve"> </w:t>
+      </w:r>
+      <w:proofErr w:type="spellStart"/>
+      <w:r>
+        <w:t>statement</w:t>
+      </w:r>
+      <w:proofErr w:type="spellEnd"/>
+      <w:r>
+        <w:t xml:space="preserve"> non coincidono</w:t>
+      </w:r>
+    </w:p>
+    <w:p/>
+    <w:p>
+      <w:pPr>
+        <w:pStyle w:val="Titolo4"/>
+        <w:rPr>
+          <w:lang w:val="en-GB"/>
+        </w:rPr>
+      </w:pPr>
+      <w:r>
+        <w:rPr>
+          <w:lang w:val="en-GB"/>
+        </w:rPr>
+        <w:t xml:space="preserve">Log del test </w:t>
+      </w:r>
+    </w:p>
+    <w:p>
+      <w:pPr>
+        <w:rPr>
+          <w:lang w:val="en-GB"/>
+        </w:rPr>
+      </w:pPr>
+    </w:p>
+    <w:p>
+      <w:pPr>
+        <w:rPr>
+          <w:i/>
+          <w:iCs/>
+          <w:lang w:val="en-GB"/>
+        </w:rPr>
+      </w:pPr>
+      <w:r>
+        <w:rPr>
+          <w:i/>
+          <w:iCs/>
+          <w:lang w:val="en-GB"/>
+        </w:rPr>
+        <w:t>Argument(s) are different! Wanted:</w:t>
+      </w:r>
+    </w:p>
+    <w:p>
+      <w:pPr>
+        <w:rPr>
+          <w:i/>
+          <w:iCs/>
+          <w:lang w:val="en-GB"/>
+        </w:rPr>
+      </w:pPr>
+      <w:proofErr w:type="spellStart"/>
+      <w:r>
+        <w:rPr>
+          <w:i/>
+          <w:iCs/>
+          <w:lang w:val="en-GB"/>
+        </w:rPr>
+        <w:t>preparedStatement.setString</w:t>
+      </w:r>
+      <w:proofErr w:type="spellEnd"/>
+      <w:r>
+        <w:rPr>
+          <w:i/>
+          <w:iCs/>
+          <w:lang w:val="en-GB"/>
+        </w:rPr>
+        <w:t>(</w:t>
+      </w:r>
+    </w:p>
+    <w:p>
+      <w:pPr>
+        <w:rPr>
+          <w:i/>
+          <w:iCs/>
+          <w:lang w:val="en-GB"/>
+        </w:rPr>
+      </w:pPr>
+      <w:r>
+        <w:rPr>
+          <w:i/>
+          <w:iCs/>
+          <w:lang w:val="en-GB"/>
+        </w:rPr>
+        <w:t xml:space="preserve">    1,</w:t>
+      </w:r>
+    </w:p>
+    <w:p>
+      <w:pPr>
+        <w:rPr>
+          <w:i/>
+          <w:iCs/>
+          <w:lang w:val="en-GB"/>
+        </w:rPr>
+      </w:pPr>
+      <w:r>
+        <w:rPr>
+          <w:i/>
+          <w:iCs/>
+          <w:lang w:val="en-GB"/>
+        </w:rPr>
+        <w:t xml:space="preserve">    "mario.rossi@azienda.it"</w:t>
+      </w:r>
+    </w:p>
+    <w:p>
+      <w:pPr>
+        <w:rPr>
+          <w:i/>
+          <w:iCs/>
+          <w:lang w:val="en-GB"/>
+        </w:rPr>
+      </w:pPr>
+      <w:r>
+        <w:rPr>
+          <w:i/>
+          <w:iCs/>
+          <w:lang w:val="en-GB"/>
+        </w:rPr>
+        <w:t>);</w:t>
+      </w:r>
+    </w:p>
+    <w:p>
+      <w:pPr>
+        <w:rPr>
+          <w:i/>
+          <w:iCs/>
+          <w:lang w:val="en-GB"/>
+        </w:rPr>
+      </w:pPr>
+      <w:r>
+        <w:rPr>
+          <w:i/>
+          <w:iCs/>
+          <w:lang w:val="en-GB"/>
+        </w:rPr>
+        <w:t>-&gt; at UtenteDAOTest$CreateUtenteTest.testCreateUtente_Successo(UtenteDAOTest.java:73)</w:t>
+      </w:r>
+    </w:p>
+    <w:p>
+      <w:pPr>
+        <w:rPr>
+          <w:i/>
+          <w:iCs/>
+          <w:lang w:val="en-GB"/>
+        </w:rPr>
+      </w:pPr>
+      <w:r>
+        <w:rPr>
+          <w:i/>
+          <w:iCs/>
+          <w:lang w:val="en-GB"/>
+        </w:rPr>
+        <w:t>Actual invocations have different arguments at position [1]:</w:t>
+      </w:r>
+    </w:p>
+    <w:p>
+      <w:pPr>
+        <w:rPr>
+          <w:i/>
+          <w:iCs/>
+          <w:lang w:val="en-GB"/>
+        </w:rPr>
+      </w:pPr>
+      <w:proofErr w:type="spellStart"/>
+      <w:r>
+        <w:rPr>
+          <w:i/>
+          <w:iCs/>
+          <w:lang w:val="en-GB"/>
+        </w:rPr>
+        <w:t>preparedStatement.setString</w:t>
+      </w:r>
+      <w:proofErr w:type="spellEnd"/>
+      <w:r>
+        <w:rPr>
+          <w:i/>
+          <w:iCs/>
+          <w:lang w:val="en-GB"/>
+        </w:rPr>
+        <w:t>(</w:t>
+      </w:r>
+    </w:p>
+    <w:p>
+      <w:pPr>
+        <w:rPr>
+          <w:i/>
+          <w:iCs/>
+          <w:lang w:val="en-GB"/>
+        </w:rPr>
+      </w:pPr>
+      <w:r>
+        <w:rPr>
+          <w:i/>
+          <w:iCs/>
+          <w:lang w:val="en-GB"/>
+        </w:rPr>
+        <w:t xml:space="preserve">    1,</w:t>
+      </w:r>
+    </w:p>
+    <w:p>
+      <w:pPr>
+        <w:rPr>
+          <w:i/>
+          <w:iCs/>
+          <w:lang w:val="en-GB"/>
+        </w:rPr>
+      </w:pPr>
+      <w:r>
+        <w:rPr>
+          <w:i/>
+          <w:iCs/>
+          <w:lang w:val="en-GB"/>
+        </w:rPr>
+        <w:t xml:space="preserve">    "0512103361001"</w:t>
+      </w:r>
+    </w:p>
+    <w:p>
+      <w:pPr>
+        <w:rPr>
+          <w:i/>
+          <w:iCs/>
+          <w:lang w:val="en-GB"/>
+        </w:rPr>
+      </w:pPr>
+      <w:r>
+        <w:rPr>
+          <w:i/>
+          <w:iCs/>
+          <w:lang w:val="en-GB"/>
+        </w:rPr>
+        <w:t>);</w:t>
+      </w:r>
+    </w:p>
+    <w:p>
+      <w:pPr>
+        <w:rPr>
+          <w:i/>
+          <w:iCs/>
+          <w:lang w:val="en-GB"/>
+        </w:rPr>
+      </w:pPr>
+      <w:r>
+        <w:rPr>
+          <w:i/>
+          <w:iCs/>
+          <w:lang w:val="en-GB"/>
+        </w:rPr>
+        <w:t>-&gt; at it.unisa.ewms.persistance.ClassiDAO.UtenteDAO.insertUtenteGenerico(UtenteDAO.java:23)</w:t>
+      </w:r>
+    </w:p>
+    <w:p>
+      <w:pPr>
+        <w:rPr>
+          <w:i/>
+          <w:iCs/>
+          <w:lang w:val="en-GB"/>
+        </w:rPr>
+      </w:pPr>
+      <w:proofErr w:type="spellStart"/>
+      <w:r>
+        <w:rPr>
+          <w:i/>
+          <w:iCs/>
+          <w:lang w:val="en-GB"/>
+        </w:rPr>
+        <w:t>preparedStatement.setString</w:t>
+      </w:r>
+      <w:proofErr w:type="spellEnd"/>
+      <w:r>
+        <w:rPr>
+          <w:i/>
+          <w:iCs/>
+          <w:lang w:val="en-GB"/>
+        </w:rPr>
+        <w:t>(</w:t>
+      </w:r>
+    </w:p>
+    <w:p>
+      <w:pPr>
+        <w:rPr>
+          <w:i/>
+          <w:iCs/>
+          <w:lang w:val="en-GB"/>
+        </w:rPr>
+      </w:pPr>
+      <w:r>
+        <w:rPr>
+          <w:i/>
+          <w:iCs/>
+          <w:lang w:val="en-GB"/>
+        </w:rPr>
+        <w:t xml:space="preserve">    2,</w:t>
+      </w:r>
+    </w:p>
+    <w:p>
+      <w:pPr>
+        <w:rPr>
+          <w:i/>
+          <w:iCs/>
+          <w:lang w:val="en-GB"/>
+        </w:rPr>
+      </w:pPr>
+      <w:r>
+        <w:rPr>
+          <w:i/>
+          <w:iCs/>
+          <w:lang w:val="en-GB"/>
+        </w:rPr>
+        <w:t xml:space="preserve">    "mario.rossi@azienda.it"</w:t>
+      </w:r>
+    </w:p>
+    <w:p>
+      <w:pPr>
+        <w:rPr>
+          <w:i/>
+          <w:iCs/>
+          <w:lang w:val="en-GB"/>
+        </w:rPr>
+      </w:pPr>
+      <w:r>
+        <w:rPr>
+          <w:i/>
+          <w:iCs/>
+          <w:lang w:val="en-GB"/>
+        </w:rPr>
+        <w:t>);</w:t>
+      </w:r>
+    </w:p>
+    <w:p>
+      <w:pPr>
+        <w:rPr>
+          <w:i/>
+          <w:iCs/>
+          <w:lang w:val="en-GB"/>
+        </w:rPr>
+      </w:pPr>
+      <w:r>
+        <w:rPr>
+          <w:i/>
+          <w:iCs/>
+          <w:lang w:val="en-GB"/>
+        </w:rPr>
+        <w:t>-&gt; at it.unisa.ewms.persistance.ClassiDAO.UtenteDAO.insertUtenteGenerico(UtenteDAO.java:24)</w:t>
+      </w:r>
+    </w:p>
+    <w:p>
+      <w:pPr>
+        <w:rPr>
+          <w:i/>
+          <w:iCs/>
+          <w:lang w:val="en-GB"/>
+        </w:rPr>
+      </w:pPr>
+      <w:proofErr w:type="spellStart"/>
+      <w:r>
+        <w:rPr>
+          <w:i/>
+          <w:iCs/>
+          <w:lang w:val="en-GB"/>
+        </w:rPr>
+        <w:lastRenderedPageBreak/>
+        <w:t>preparedStatement.setString</w:t>
+      </w:r>
+      <w:proofErr w:type="spellEnd"/>
+      <w:r>
+        <w:rPr>
+          <w:i/>
+          <w:iCs/>
+          <w:lang w:val="en-GB"/>
+        </w:rPr>
+        <w:t>(</w:t>
+      </w:r>
+    </w:p>
+    <w:p>
+      <w:pPr>
+        <w:rPr>
+          <w:i/>
+          <w:iCs/>
+          <w:lang w:val="en-GB"/>
+        </w:rPr>
+      </w:pPr>
+      <w:r>
+        <w:rPr>
+          <w:i/>
+          <w:iCs/>
+          <w:lang w:val="en-GB"/>
+        </w:rPr>
+        <w:t xml:space="preserve">    3,</w:t>
+      </w:r>
+    </w:p>
+    <w:p>
+      <w:pPr>
+        <w:rPr>
+          <w:i/>
+          <w:iCs/>
+          <w:lang w:val="en-GB"/>
+        </w:rPr>
+      </w:pPr>
+      <w:r>
+        <w:rPr>
+          <w:i/>
+          <w:iCs/>
+          <w:lang w:val="en-GB"/>
+        </w:rPr>
+        <w:t xml:space="preserve">    "Mario"</w:t>
+      </w:r>
+    </w:p>
+    <w:p>
+      <w:pPr>
+        <w:rPr>
+          <w:i/>
+          <w:iCs/>
+          <w:lang w:val="en-GB"/>
+        </w:rPr>
+      </w:pPr>
+      <w:r>
+        <w:rPr>
+          <w:i/>
+          <w:iCs/>
+          <w:lang w:val="en-GB"/>
+        </w:rPr>
+        <w:t>);</w:t>
+      </w:r>
+    </w:p>
+    <w:p>
+      <w:pPr>
+        <w:rPr>
+          <w:i/>
+          <w:iCs/>
+          <w:lang w:val="en-GB"/>
+        </w:rPr>
+      </w:pPr>
+      <w:r>
+        <w:rPr>
+          <w:i/>
+          <w:iCs/>
+          <w:lang w:val="en-GB"/>
+        </w:rPr>
+        <w:t>-&gt; at it.unisa.ewms.persistance.ClassiDAO.UtenteDAO.insertUtenteGenerico(UtenteDAO.java:25)</w:t>
+      </w:r>
+    </w:p>
+    <w:p>
+      <w:pPr>
+        <w:rPr>
+          <w:i/>
+          <w:iCs/>
+          <w:lang w:val="en-GB"/>
+        </w:rPr>
+      </w:pPr>
+      <w:proofErr w:type="spellStart"/>
+      <w:r>
+        <w:rPr>
+          <w:i/>
+          <w:iCs/>
+          <w:lang w:val="en-GB"/>
+        </w:rPr>
+        <w:t>preparedStatement.setString</w:t>
+      </w:r>
+      <w:proofErr w:type="spellEnd"/>
+      <w:r>
+        <w:rPr>
+          <w:i/>
+          <w:iCs/>
+          <w:lang w:val="en-GB"/>
+        </w:rPr>
+        <w:t>(</w:t>
+      </w:r>
+    </w:p>
+    <w:p>
+      <w:pPr>
+        <w:rPr>
+          <w:i/>
+          <w:iCs/>
+          <w:lang w:val="en-GB"/>
+        </w:rPr>
+      </w:pPr>
+      <w:r>
+        <w:rPr>
+          <w:i/>
+          <w:iCs/>
+          <w:lang w:val="en-GB"/>
+        </w:rPr>
+        <w:t xml:space="preserve">    4,</w:t>
+      </w:r>
+    </w:p>
+    <w:p>
+      <w:pPr>
+        <w:rPr>
+          <w:i/>
+          <w:iCs/>
+          <w:lang w:val="en-GB"/>
+        </w:rPr>
+      </w:pPr>
+      <w:r>
+        <w:rPr>
+          <w:i/>
+          <w:iCs/>
+          <w:lang w:val="en-GB"/>
+        </w:rPr>
+        <w:t xml:space="preserve">    "Rossi"</w:t>
+      </w:r>
+    </w:p>
+    <w:p>
+      <w:pPr>
+        <w:rPr>
+          <w:i/>
+          <w:iCs/>
+          <w:lang w:val="en-GB"/>
+        </w:rPr>
+      </w:pPr>
+      <w:r>
+        <w:rPr>
+          <w:i/>
+          <w:iCs/>
+          <w:lang w:val="en-GB"/>
+        </w:rPr>
+        <w:t>);</w:t>
+      </w:r>
+    </w:p>
+    <w:p>
+      <w:pPr>
+        <w:rPr>
+          <w:i/>
+          <w:iCs/>
+          <w:lang w:val="en-GB"/>
+        </w:rPr>
+      </w:pPr>
+      <w:r>
+        <w:rPr>
+          <w:i/>
+          <w:iCs/>
+          <w:lang w:val="en-GB"/>
+        </w:rPr>
+        <w:t>-&gt; at it.unisa.ewms.persistance.ClassiDAO.UtenteDAO.insertUtenteGenerico(UtenteDAO.java:26)</w:t>
+      </w:r>
+    </w:p>
+    <w:p>
+      <w:pPr>
+        <w:rPr>
+          <w:i/>
+          <w:iCs/>
+          <w:lang w:val="en-GB"/>
+        </w:rPr>
+      </w:pPr>
+      <w:proofErr w:type="spellStart"/>
+      <w:r>
+        <w:rPr>
+          <w:i/>
+          <w:iCs/>
+          <w:lang w:val="en-GB"/>
+        </w:rPr>
+        <w:t>preparedStatement.setDate</w:t>
+      </w:r>
+      <w:proofErr w:type="spellEnd"/>
+      <w:r>
+        <w:rPr>
+          <w:i/>
+          <w:iCs/>
+          <w:lang w:val="en-GB"/>
+        </w:rPr>
+        <w:t>(</w:t>
+      </w:r>
+    </w:p>
+    <w:p>
+      <w:pPr>
+        <w:rPr>
+          <w:i/>
+          <w:iCs/>
+          <w:lang w:val="en-GB"/>
+        </w:rPr>
+      </w:pPr>
+      <w:r>
+        <w:rPr>
+          <w:i/>
+          <w:iCs/>
+          <w:lang w:val="en-GB"/>
+        </w:rPr>
+        <w:t xml:space="preserve">    5,</w:t>
+      </w:r>
+    </w:p>
+    <w:p>
+      <w:pPr>
+        <w:rPr>
+          <w:i/>
+          <w:iCs/>
+          <w:lang w:val="en-GB"/>
+        </w:rPr>
+      </w:pPr>
+      <w:r>
+        <w:rPr>
+          <w:i/>
+          <w:iCs/>
+          <w:lang w:val="en-GB"/>
+        </w:rPr>
+        <w:t xml:space="preserve">    1990-05-20</w:t>
+      </w:r>
+    </w:p>
+    <w:p>
+      <w:pPr>
+        <w:rPr>
+          <w:i/>
+          <w:iCs/>
+          <w:lang w:val="en-GB"/>
+        </w:rPr>
+      </w:pPr>
+      <w:r>
+        <w:rPr>
+          <w:i/>
+          <w:iCs/>
+          <w:lang w:val="en-GB"/>
+        </w:rPr>
+        <w:t>);</w:t>
+      </w:r>
+    </w:p>
+    <w:p>
+      <w:pPr>
+        <w:rPr>
+          <w:i/>
+          <w:iCs/>
+          <w:lang w:val="en-GB"/>
+        </w:rPr>
+      </w:pPr>
+      <w:r>
+        <w:rPr>
+          <w:i/>
+          <w:iCs/>
+          <w:lang w:val="en-GB"/>
+        </w:rPr>
+        <w:t>-&gt; at it.unisa.ewms.persistance.ClassiDAO.UtenteDAO.insertUtenteGenerico(UtenteDAO.java:27)</w:t>
+      </w:r>
+    </w:p>
+    <w:p>
+      <w:pPr>
+        <w:rPr>
+          <w:i/>
+          <w:iCs/>
+          <w:lang w:val="en-GB"/>
+        </w:rPr>
+      </w:pPr>
+      <w:proofErr w:type="spellStart"/>
+      <w:r>
+        <w:rPr>
+          <w:i/>
+          <w:iCs/>
+          <w:lang w:val="en-GB"/>
+        </w:rPr>
+        <w:t>preparedStatement.setString</w:t>
+      </w:r>
+      <w:proofErr w:type="spellEnd"/>
+      <w:r>
+        <w:rPr>
+          <w:i/>
+          <w:iCs/>
+          <w:lang w:val="en-GB"/>
+        </w:rPr>
+        <w:t>(</w:t>
+      </w:r>
+    </w:p>
+    <w:p>
+      <w:pPr>
+        <w:rPr>
+          <w:i/>
+          <w:iCs/>
+          <w:lang w:val="en-GB"/>
+        </w:rPr>
+      </w:pPr>
+      <w:r>
+        <w:rPr>
+          <w:i/>
+          <w:iCs/>
+          <w:lang w:val="en-GB"/>
+        </w:rPr>
+        <w:t xml:space="preserve">    6,</w:t>
+      </w:r>
+    </w:p>
+    <w:p>
+      <w:pPr>
+        <w:rPr>
+          <w:i/>
+          <w:iCs/>
+          <w:lang w:val="en-GB"/>
+        </w:rPr>
+      </w:pPr>
+      <w:r>
+        <w:rPr>
+          <w:i/>
+          <w:iCs/>
+          <w:lang w:val="en-GB"/>
+        </w:rPr>
+        <w:t xml:space="preserve">    "PasswordSicura123!"</w:t>
+      </w:r>
+    </w:p>
+    <w:p>
+      <w:pPr>
+        <w:rPr>
+          <w:i/>
+          <w:iCs/>
+          <w:lang w:val="en-GB"/>
+        </w:rPr>
+      </w:pPr>
+      <w:r>
+        <w:rPr>
+          <w:i/>
+          <w:iCs/>
+          <w:lang w:val="en-GB"/>
+        </w:rPr>
+        <w:t>);</w:t>
+      </w:r>
+    </w:p>
+    <w:p>
+      <w:pPr>
+        <w:rPr>
+          <w:i/>
+          <w:iCs/>
+          <w:lang w:val="en-GB"/>
+        </w:rPr>
+      </w:pPr>
+      <w:r>
+        <w:rPr>
+          <w:i/>
+          <w:iCs/>
+          <w:lang w:val="en-GB"/>
+        </w:rPr>
+        <w:t>-&gt; at it.unisa.ewms.persistance.ClassiDAO.UtenteDAO.insertUtenteGenerico(UtenteDAO.java:28)</w:t>
+      </w:r>
+    </w:p>
+    <w:p>
+      <w:pPr>
+        <w:rPr>
+          <w:i/>
+          <w:iCs/>
+          <w:lang w:val="en-GB"/>
+        </w:rPr>
+      </w:pPr>
+      <w:proofErr w:type="spellStart"/>
+      <w:r>
+        <w:rPr>
+          <w:i/>
+          <w:iCs/>
+          <w:lang w:val="en-GB"/>
+        </w:rPr>
+        <w:t>preparedStatement.setString</w:t>
+      </w:r>
+      <w:proofErr w:type="spellEnd"/>
+      <w:r>
+        <w:rPr>
+          <w:i/>
+          <w:iCs/>
+          <w:lang w:val="en-GB"/>
+        </w:rPr>
+        <w:t>(</w:t>
+      </w:r>
+    </w:p>
+    <w:p>
+      <w:pPr>
+        <w:rPr>
+          <w:i/>
+          <w:iCs/>
+          <w:lang w:val="en-GB"/>
+        </w:rPr>
+      </w:pPr>
+      <w:r>
+        <w:rPr>
+          <w:i/>
+          <w:iCs/>
+          <w:lang w:val="en-GB"/>
+        </w:rPr>
+        <w:t xml:space="preserve">    7,</w:t>
+      </w:r>
+    </w:p>
+    <w:p>
+      <w:pPr>
+        <w:rPr>
+          <w:i/>
+          <w:iCs/>
+          <w:lang w:val="en-GB"/>
+        </w:rPr>
+      </w:pPr>
+      <w:r>
+        <w:rPr>
+          <w:i/>
+          <w:iCs/>
+          <w:lang w:val="en-GB"/>
+        </w:rPr>
+        <w:t xml:space="preserve">    "DIPENDENTE"</w:t>
+      </w:r>
+    </w:p>
+    <w:p>
+      <w:pPr>
+        <w:rPr>
+          <w:i/>
+          <w:iCs/>
+          <w:lang w:val="en-GB"/>
+        </w:rPr>
+      </w:pPr>
+      <w:r>
+        <w:rPr>
+          <w:i/>
+          <w:iCs/>
+          <w:lang w:val="en-GB"/>
+        </w:rPr>
+        <w:t>);</w:t>
+      </w:r>
+    </w:p>
+    <w:p>
+      <w:pPr>
+        <w:rPr>
+          <w:i/>
+          <w:iCs/>
+          <w:lang w:val="en-GB"/>
+        </w:rPr>
+      </w:pPr>
+      <w:r>
+        <w:rPr>
+          <w:i/>
+          <w:iCs/>
+          <w:lang w:val="en-GB"/>
+        </w:rPr>
+        <w:t>-&gt; at it.unisa.ewms.persistance.ClassiDAO.UtenteDAO.insertUtenteGenerico(UtenteDAO.java:29)</w:t>
+      </w:r>
+    </w:p>
+    <w:p>
+      <w:pPr>
+        <w:rPr>
+          <w:i/>
+          <w:iCs/>
+          <w:lang w:val="en-GB"/>
+        </w:rPr>
+      </w:pPr>
+      <w:proofErr w:type="spellStart"/>
+      <w:r>
+        <w:rPr>
+          <w:i/>
+          <w:iCs/>
+          <w:lang w:val="en-GB"/>
+        </w:rPr>
+        <w:t>preparedStatement.execute</w:t>
+      </w:r>
+      <w:proofErr w:type="spellEnd"/>
+      <w:r>
+        <w:rPr>
+          <w:i/>
+          <w:iCs/>
+          <w:lang w:val="en-GB"/>
+        </w:rPr>
+        <w:t>(</w:t>
+      </w:r>
+    </w:p>
+    <w:p>
+      <w:pPr>
+        <w:rPr>
+          <w:i/>
+          <w:iCs/>
+          <w:lang w:val="en-GB"/>
+        </w:rPr>
+      </w:pPr>
+      <w:r>
+        <w:rPr>
+          <w:i/>
+          <w:iCs/>
+          <w:lang w:val="en-GB"/>
+        </w:rPr>
+        <w:t xml:space="preserve">    </w:t>
+      </w:r>
+    </w:p>
+    <w:p>
+      <w:pPr>
+        <w:rPr>
+          <w:i/>
+          <w:iCs/>
+          <w:lang w:val="en-GB"/>
+        </w:rPr>
+      </w:pPr>
+      <w:r>
+        <w:rPr>
+          <w:i/>
+          <w:iCs/>
+          <w:lang w:val="en-GB"/>
+        </w:rPr>
+        <w:t>);</w:t>
+      </w:r>
+    </w:p>
+    <w:p>
+      <w:pPr>
+        <w:rPr>
+          <w:i/>
+          <w:iCs/>
+          <w:lang w:val="en-GB"/>
+        </w:rPr>
+      </w:pPr>
+      <w:r>
+        <w:rPr>
+          <w:i/>
+          <w:iCs/>
+          <w:lang w:val="en-GB"/>
+        </w:rPr>
+        <w:t>-&gt; at it.unisa.ewms.persistance.ClassiDAO.UtenteDAO.insertUtenteGenerico(UtenteDAO.java:31)</w:t>
+      </w:r>
+    </w:p>
+    <w:p>
+      <w:pPr>
+        <w:rPr>
+          <w:i/>
+          <w:iCs/>
+          <w:lang w:val="en-GB"/>
+        </w:rPr>
+      </w:pPr>
+      <w:proofErr w:type="spellStart"/>
+      <w:r>
+        <w:rPr>
+          <w:i/>
+          <w:iCs/>
+          <w:lang w:val="en-GB"/>
+        </w:rPr>
+        <w:t>preparedStatement.close</w:t>
+      </w:r>
+      <w:proofErr w:type="spellEnd"/>
+      <w:r>
+        <w:rPr>
+          <w:i/>
+          <w:iCs/>
+          <w:lang w:val="en-GB"/>
+        </w:rPr>
+        <w:t>(</w:t>
+      </w:r>
+    </w:p>
+    <w:p>
+      <w:pPr>
+        <w:rPr>
+          <w:i/>
+          <w:iCs/>
+          <w:lang w:val="en-GB"/>
+        </w:rPr>
+      </w:pPr>
+      <w:r>
+        <w:rPr>
+          <w:i/>
+          <w:iCs/>
+          <w:lang w:val="en-GB"/>
+        </w:rPr>
+        <w:t xml:space="preserve">    </w:t>
+      </w:r>
+    </w:p>
+    <w:p>
+      <w:pPr>
+        <w:rPr>
+          <w:i/>
+          <w:iCs/>
+          <w:lang w:val="en-GB"/>
+        </w:rPr>
+      </w:pPr>
+      <w:r>
+        <w:rPr>
+          <w:i/>
+          <w:iCs/>
+          <w:lang w:val="en-GB"/>
+        </w:rPr>
+        <w:lastRenderedPageBreak/>
+        <w:t>);</w:t>
+      </w:r>
+    </w:p>
+    <w:p>
+      <w:pPr>
+        <w:rPr>
+          <w:i/>
+          <w:iCs/>
+          <w:lang w:val="en-GB"/>
+        </w:rPr>
+      </w:pPr>
+      <w:r>
+        <w:rPr>
+          <w:i/>
+          <w:iCs/>
+          <w:lang w:val="en-GB"/>
+        </w:rPr>
+        <w:t>-&gt; at it.unisa.ewms.persistance.ClassiDAO.UtenteDAO.insertUtenteGenerico(UtenteDAO.java:34)</w:t>
+      </w:r>
+    </w:p>
+    <w:p>
+      <w:pPr>
+        <w:rPr>
+          <w:i/>
+          <w:iCs/>
+          <w:lang w:val="en-GB"/>
+        </w:rPr>
+      </w:pPr>
+    </w:p>
+    <w:p>
+      <w:pPr>
+        <w:rPr>
+          <w:i/>
+          <w:iCs/>
+          <w:lang w:val="en-GB"/>
+        </w:rPr>
+      </w:pPr>
+      <w:r>
+        <w:rPr>
+          <w:i/>
+          <w:iCs/>
+          <w:lang w:val="en-GB"/>
+        </w:rPr>
+        <w:t xml:space="preserve">Comparison Failure: </w:t>
+      </w:r>
+    </w:p>
+    <w:p>
+      <w:pPr>
+        <w:rPr>
+          <w:i/>
+          <w:iCs/>
+          <w:lang w:val="en-GB"/>
+        </w:rPr>
+      </w:pPr>
+      <w:r>
+        <w:rPr>
+          <w:i/>
+          <w:iCs/>
+          <w:lang w:val="en-GB"/>
+        </w:rPr>
+        <w:t>&lt;Click to see difference&gt;</w:t>
+      </w:r>
+    </w:p>
+    <w:p>
+      <w:pPr>
+        <w:rPr>
+          <w:i/>
+          <w:iCs/>
+          <w:lang w:val="en-GB"/>
+        </w:rPr>
+      </w:pPr>
+    </w:p>
+    <w:p>
+      <w:pPr>
+        <w:rPr>
+          <w:i/>
+          <w:iCs/>
+          <w:lang w:val="en-GB"/>
+        </w:rPr>
+      </w:pPr>
+      <w:r>
+        <w:rPr>
+          <w:i/>
+          <w:iCs/>
+          <w:lang w:val="en-GB"/>
+        </w:rPr>
+        <w:t>Argument(s) are different! Wanted:</w:t>
+      </w:r>
+    </w:p>
+    <w:p>
+      <w:pPr>
+        <w:rPr>
+          <w:i/>
+          <w:iCs/>
+          <w:lang w:val="en-GB"/>
+        </w:rPr>
+      </w:pPr>
+      <w:proofErr w:type="spellStart"/>
+      <w:r>
+        <w:rPr>
+          <w:i/>
+          <w:iCs/>
+          <w:lang w:val="en-GB"/>
+        </w:rPr>
+        <w:t>preparedStatement.setString</w:t>
+      </w:r>
+      <w:proofErr w:type="spellEnd"/>
+      <w:r>
+        <w:rPr>
+          <w:i/>
+          <w:iCs/>
+          <w:lang w:val="en-GB"/>
+        </w:rPr>
+        <w:t>(</w:t>
+      </w:r>
+    </w:p>
+    <w:p>
+      <w:pPr>
+        <w:rPr>
+          <w:i/>
+          <w:iCs/>
+          <w:lang w:val="en-GB"/>
+        </w:rPr>
+      </w:pPr>
+      <w:r>
+        <w:rPr>
+          <w:i/>
+          <w:iCs/>
+          <w:lang w:val="en-GB"/>
+        </w:rPr>
+        <w:t xml:space="preserve">    1,</w:t>
+      </w:r>
+    </w:p>
+    <w:p>
+      <w:pPr>
+        <w:rPr>
+          <w:i/>
+          <w:iCs/>
+          <w:lang w:val="en-GB"/>
+        </w:rPr>
+      </w:pPr>
+      <w:r>
+        <w:rPr>
+          <w:i/>
+          <w:iCs/>
+          <w:lang w:val="en-GB"/>
+        </w:rPr>
+        <w:t xml:space="preserve">    "mario.rossi@azienda.it"</w:t>
+      </w:r>
+    </w:p>
+    <w:p>
+      <w:pPr>
+        <w:rPr>
+          <w:i/>
+          <w:iCs/>
+          <w:lang w:val="en-GB"/>
+        </w:rPr>
+      </w:pPr>
+      <w:r>
+        <w:rPr>
+          <w:i/>
+          <w:iCs/>
+          <w:lang w:val="en-GB"/>
+        </w:rPr>
+        <w:t>);</w:t>
+      </w:r>
+    </w:p>
+    <w:p>
+      <w:pPr>
+        <w:rPr>
+          <w:i/>
+          <w:iCs/>
+          <w:lang w:val="en-GB"/>
+        </w:rPr>
+      </w:pPr>
+      <w:r>
+        <w:rPr>
+          <w:i/>
+          <w:iCs/>
+          <w:lang w:val="en-GB"/>
+        </w:rPr>
+        <w:t>-&gt; at UtenteDAOTest$CreateUtenteTest.testCreateUtente_Successo(UtenteDAOTest.java:73)</w:t>
+      </w:r>
+    </w:p>
+    <w:p>
+      <w:pPr>
+        <w:rPr>
+          <w:i/>
+          <w:iCs/>
+          <w:lang w:val="en-GB"/>
+        </w:rPr>
+      </w:pPr>
+      <w:r>
+        <w:rPr>
+          <w:i/>
+          <w:iCs/>
+          <w:lang w:val="en-GB"/>
+        </w:rPr>
+        <w:t>Actual invocations have different arguments at position [1]:</w:t>
+      </w:r>
+    </w:p>
+    <w:p>
+      <w:pPr>
+        <w:rPr>
+          <w:i/>
+          <w:iCs/>
+          <w:lang w:val="en-GB"/>
+        </w:rPr>
+      </w:pPr>
+      <w:proofErr w:type="spellStart"/>
+      <w:r>
+        <w:rPr>
+          <w:i/>
+          <w:iCs/>
+          <w:lang w:val="en-GB"/>
+        </w:rPr>
+        <w:t>preparedStatement.setString</w:t>
+      </w:r>
+      <w:proofErr w:type="spellEnd"/>
+      <w:r>
+        <w:rPr>
+          <w:i/>
+          <w:iCs/>
+          <w:lang w:val="en-GB"/>
+        </w:rPr>
+        <w:t>(</w:t>
+      </w:r>
+    </w:p>
+    <w:p>
+      <w:pPr>
+        <w:rPr>
+          <w:i/>
+          <w:iCs/>
+          <w:lang w:val="en-GB"/>
+        </w:rPr>
+      </w:pPr>
+      <w:r>
+        <w:rPr>
+          <w:i/>
+          <w:iCs/>
+          <w:lang w:val="en-GB"/>
+        </w:rPr>
+        <w:t xml:space="preserve">    1,</w:t>
+      </w:r>
+    </w:p>
+    <w:p>
+      <w:pPr>
+        <w:rPr>
+          <w:i/>
+          <w:iCs/>
+          <w:lang w:val="en-GB"/>
+        </w:rPr>
+      </w:pPr>
+      <w:r>
+        <w:rPr>
+          <w:i/>
+          <w:iCs/>
+          <w:lang w:val="en-GB"/>
+        </w:rPr>
+        <w:t xml:space="preserve">    "0512103361001"</w:t>
+      </w:r>
+    </w:p>
+    <w:p>
+      <w:pPr>
+        <w:rPr>
+          <w:i/>
+          <w:iCs/>
+          <w:lang w:val="en-GB"/>
+        </w:rPr>
+      </w:pPr>
+      <w:r>
+        <w:rPr>
+          <w:i/>
+          <w:iCs/>
+          <w:lang w:val="en-GB"/>
+        </w:rPr>
+        <w:t>);</w:t>
+      </w:r>
+    </w:p>
+    <w:p>
+      <w:pPr>
+        <w:rPr>
+          <w:i/>
+          <w:iCs/>
+          <w:lang w:val="en-GB"/>
+        </w:rPr>
+      </w:pPr>
+      <w:r>
+        <w:rPr>
+          <w:i/>
+          <w:iCs/>
+          <w:lang w:val="en-GB"/>
+        </w:rPr>
+        <w:t>-&gt; at it.unisa.ewms.persistance.ClassiDAO.UtenteDAO.insertUtenteGenerico(UtenteDAO.java:23)</w:t>
+      </w:r>
+    </w:p>
+    <w:p>
+      <w:pPr>
+        <w:rPr>
+          <w:i/>
+          <w:iCs/>
+          <w:lang w:val="en-GB"/>
+        </w:rPr>
+      </w:pPr>
+      <w:proofErr w:type="spellStart"/>
+      <w:r>
+        <w:rPr>
+          <w:i/>
+          <w:iCs/>
+          <w:lang w:val="en-GB"/>
+        </w:rPr>
+        <w:t>preparedStatement.setString</w:t>
+      </w:r>
+      <w:proofErr w:type="spellEnd"/>
+      <w:r>
+        <w:rPr>
+          <w:i/>
+          <w:iCs/>
+          <w:lang w:val="en-GB"/>
+        </w:rPr>
+        <w:t>(</w:t>
+      </w:r>
+    </w:p>
+    <w:p>
+      <w:pPr>
+        <w:rPr>
+          <w:i/>
+          <w:iCs/>
+          <w:lang w:val="en-GB"/>
+        </w:rPr>
+      </w:pPr>
+      <w:r>
+        <w:rPr>
+          <w:i/>
+          <w:iCs/>
+          <w:lang w:val="en-GB"/>
+        </w:rPr>
+        <w:t xml:space="preserve">    2,</w:t>
+      </w:r>
+    </w:p>
+    <w:p>
+      <w:pPr>
+        <w:rPr>
+          <w:i/>
+          <w:iCs/>
+          <w:lang w:val="en-GB"/>
+        </w:rPr>
+      </w:pPr>
+      <w:r>
+        <w:rPr>
+          <w:i/>
+          <w:iCs/>
+          <w:lang w:val="en-GB"/>
+        </w:rPr>
+        <w:t xml:space="preserve">    "mario.rossi@azienda.it"</w:t>
+      </w:r>
+    </w:p>
+    <w:p>
+      <w:pPr>
+        <w:rPr>
+          <w:i/>
+          <w:iCs/>
+          <w:lang w:val="en-GB"/>
+        </w:rPr>
+      </w:pPr>
+      <w:r>
+        <w:rPr>
+          <w:i/>
+          <w:iCs/>
+          <w:lang w:val="en-GB"/>
+        </w:rPr>
+        <w:t>);</w:t>
+      </w:r>
+    </w:p>
+    <w:p>
+      <w:pPr>
+        <w:rPr>
+          <w:i/>
+          <w:iCs/>
+          <w:lang w:val="en-GB"/>
+        </w:rPr>
+      </w:pPr>
+      <w:r>
+        <w:rPr>
+          <w:i/>
+          <w:iCs/>
+          <w:lang w:val="en-GB"/>
+        </w:rPr>
+        <w:t>-&gt; at it.unisa.ewms.persistance.ClassiDAO.UtenteDAO.insertUtenteGenerico(UtenteDAO.java:24)</w:t>
+      </w:r>
+    </w:p>
+    <w:p>
+      <w:pPr>
+        <w:rPr>
+          <w:i/>
+          <w:iCs/>
+          <w:lang w:val="en-GB"/>
+        </w:rPr>
+      </w:pPr>
+      <w:proofErr w:type="spellStart"/>
+      <w:r>
+        <w:rPr>
+          <w:i/>
+          <w:iCs/>
+          <w:lang w:val="en-GB"/>
+        </w:rPr>
+        <w:t>preparedStatement.setString</w:t>
+      </w:r>
+      <w:proofErr w:type="spellEnd"/>
+      <w:r>
+        <w:rPr>
+          <w:i/>
+          <w:iCs/>
+          <w:lang w:val="en-GB"/>
+        </w:rPr>
+        <w:t>(</w:t>
+      </w:r>
+    </w:p>
+    <w:p>
+      <w:pPr>
+        <w:rPr>
+          <w:i/>
+          <w:iCs/>
+          <w:lang w:val="en-GB"/>
+        </w:rPr>
+      </w:pPr>
+      <w:r>
+        <w:rPr>
+          <w:i/>
+          <w:iCs/>
+          <w:lang w:val="en-GB"/>
+        </w:rPr>
+        <w:t xml:space="preserve">    3,</w:t>
+      </w:r>
+    </w:p>
+    <w:p>
+      <w:pPr>
+        <w:rPr>
+          <w:i/>
+          <w:iCs/>
+          <w:lang w:val="en-GB"/>
+        </w:rPr>
+      </w:pPr>
+      <w:r>
+        <w:rPr>
+          <w:i/>
+          <w:iCs/>
+          <w:lang w:val="en-GB"/>
+        </w:rPr>
+        <w:t xml:space="preserve">    "Mario"</w:t>
+      </w:r>
+    </w:p>
+    <w:p>
+      <w:pPr>
+        <w:rPr>
+          <w:i/>
+          <w:iCs/>
+          <w:lang w:val="en-GB"/>
+        </w:rPr>
+      </w:pPr>
+      <w:r>
+        <w:rPr>
+          <w:i/>
+          <w:iCs/>
+          <w:lang w:val="en-GB"/>
+        </w:rPr>
+        <w:t>);</w:t>
+      </w:r>
+    </w:p>
+    <w:p>
+      <w:pPr>
+        <w:rPr>
+          <w:i/>
+          <w:iCs/>
+          <w:lang w:val="en-GB"/>
+        </w:rPr>
+      </w:pPr>
+      <w:r>
+        <w:rPr>
+          <w:i/>
+          <w:iCs/>
+          <w:lang w:val="en-GB"/>
+        </w:rPr>
+        <w:t>-&gt; at it.unisa.ewms.persistance.ClassiDAO.UtenteDAO.insertUtenteGenerico(UtenteDAO.java:25)</w:t>
+      </w:r>
+    </w:p>
+    <w:p>
+      <w:pPr>
+        <w:rPr>
+          <w:i/>
+          <w:iCs/>
+          <w:lang w:val="en-GB"/>
+        </w:rPr>
+      </w:pPr>
+      <w:proofErr w:type="spellStart"/>
+      <w:r>
+        <w:rPr>
+          <w:i/>
+          <w:iCs/>
+          <w:lang w:val="en-GB"/>
+        </w:rPr>
+        <w:t>preparedStatement.setString</w:t>
+      </w:r>
+      <w:proofErr w:type="spellEnd"/>
+      <w:r>
+        <w:rPr>
+          <w:i/>
+          <w:iCs/>
+          <w:lang w:val="en-GB"/>
+        </w:rPr>
+        <w:t>(</w:t>
+      </w:r>
+    </w:p>
+    <w:p>
+      <w:pPr>
+        <w:rPr>
+          <w:i/>
+          <w:iCs/>
+          <w:lang w:val="en-GB"/>
+        </w:rPr>
+      </w:pPr>
+      <w:r>
+        <w:rPr>
+          <w:i/>
+          <w:iCs/>
+          <w:lang w:val="en-GB"/>
+        </w:rPr>
+        <w:t xml:space="preserve">    4,</w:t>
+      </w:r>
+    </w:p>
+    <w:p>
+      <w:pPr>
+        <w:rPr>
+          <w:i/>
+          <w:iCs/>
+          <w:lang w:val="en-GB"/>
+        </w:rPr>
+      </w:pPr>
+      <w:r>
+        <w:rPr>
+          <w:i/>
+          <w:iCs/>
+          <w:lang w:val="en-GB"/>
+        </w:rPr>
+        <w:t xml:space="preserve">    "Rossi"</w:t>
+      </w:r>
+    </w:p>
+    <w:p>
+      <w:pPr>
+        <w:rPr>
+          <w:i/>
+          <w:iCs/>
+          <w:lang w:val="en-GB"/>
+        </w:rPr>
+      </w:pPr>
+      <w:r>
+        <w:rPr>
+          <w:i/>
+          <w:iCs/>
+          <w:lang w:val="en-GB"/>
+        </w:rPr>
+        <w:lastRenderedPageBreak/>
+        <w:t>);</w:t>
+      </w:r>
+    </w:p>
+    <w:p>
+      <w:pPr>
+        <w:rPr>
+          <w:i/>
+          <w:iCs/>
+          <w:lang w:val="en-GB"/>
+        </w:rPr>
+      </w:pPr>
+      <w:r>
+        <w:rPr>
+          <w:i/>
+          <w:iCs/>
+          <w:lang w:val="en-GB"/>
+        </w:rPr>
+        <w:t>-&gt; at it.unisa.ewms.persistance.ClassiDAO.UtenteDAO.insertUtenteGenerico(UtenteDAO.java:26)</w:t>
+      </w:r>
+    </w:p>
+    <w:p>
+      <w:pPr>
+        <w:rPr>
+          <w:i/>
+          <w:iCs/>
+          <w:lang w:val="en-GB"/>
+        </w:rPr>
+      </w:pPr>
+      <w:proofErr w:type="spellStart"/>
+      <w:r>
+        <w:rPr>
+          <w:i/>
+          <w:iCs/>
+          <w:lang w:val="en-GB"/>
+        </w:rPr>
+        <w:t>preparedStatement.setDate</w:t>
+      </w:r>
+      <w:proofErr w:type="spellEnd"/>
+      <w:r>
+        <w:rPr>
+          <w:i/>
+          <w:iCs/>
+          <w:lang w:val="en-GB"/>
+        </w:rPr>
+        <w:t>(</w:t>
+      </w:r>
+    </w:p>
+    <w:p>
+      <w:pPr>
+        <w:rPr>
+          <w:i/>
+          <w:iCs/>
+          <w:lang w:val="en-GB"/>
+        </w:rPr>
+      </w:pPr>
+      <w:r>
+        <w:rPr>
+          <w:i/>
+          <w:iCs/>
+          <w:lang w:val="en-GB"/>
+        </w:rPr>
+        <w:t xml:space="preserve">    5,</w:t>
+      </w:r>
+    </w:p>
+    <w:p>
+      <w:pPr>
+        <w:rPr>
+          <w:i/>
+          <w:iCs/>
+          <w:lang w:val="en-GB"/>
+        </w:rPr>
+      </w:pPr>
+      <w:r>
+        <w:rPr>
+          <w:i/>
+          <w:iCs/>
+          <w:lang w:val="en-GB"/>
+        </w:rPr>
+        <w:t xml:space="preserve">    1990-05-20</w:t>
+      </w:r>
+    </w:p>
+    <w:p>
+      <w:pPr>
+        <w:rPr>
+          <w:i/>
+          <w:iCs/>
+          <w:lang w:val="en-GB"/>
+        </w:rPr>
+      </w:pPr>
+      <w:r>
+        <w:rPr>
+          <w:i/>
+          <w:iCs/>
+          <w:lang w:val="en-GB"/>
+        </w:rPr>
+        <w:t>);</w:t>
+      </w:r>
+    </w:p>
+    <w:p>
+      <w:pPr>
+        <w:rPr>
+          <w:i/>
+          <w:iCs/>
+          <w:lang w:val="en-GB"/>
+        </w:rPr>
+      </w:pPr>
+      <w:r>
+        <w:rPr>
+          <w:i/>
+          <w:iCs/>
+          <w:lang w:val="en-GB"/>
+        </w:rPr>
+        <w:t>-&gt; at it.unisa.ewms.persistance.ClassiDAO.UtenteDAO.insertUtenteGenerico(UtenteDAO.java:27)</w:t>
+      </w:r>
+    </w:p>
+    <w:p>
+      <w:pPr>
+        <w:rPr>
+          <w:i/>
+          <w:iCs/>
+          <w:lang w:val="en-GB"/>
+        </w:rPr>
+      </w:pPr>
+      <w:proofErr w:type="spellStart"/>
+      <w:r>
+        <w:rPr>
+          <w:i/>
+          <w:iCs/>
+          <w:lang w:val="en-GB"/>
+        </w:rPr>
+        <w:t>preparedStatement.setString</w:t>
+      </w:r>
+      <w:proofErr w:type="spellEnd"/>
+      <w:r>
+        <w:rPr>
+          <w:i/>
+          <w:iCs/>
+          <w:lang w:val="en-GB"/>
+        </w:rPr>
+        <w:t>(</w:t>
+      </w:r>
+    </w:p>
+    <w:p>
+      <w:pPr>
+        <w:rPr>
+          <w:i/>
+          <w:iCs/>
+          <w:lang w:val="en-GB"/>
+        </w:rPr>
+      </w:pPr>
+      <w:r>
+        <w:rPr>
+          <w:i/>
+          <w:iCs/>
+          <w:lang w:val="en-GB"/>
+        </w:rPr>
+        <w:t xml:space="preserve">    6,</w:t>
+      </w:r>
+    </w:p>
+    <w:p>
+      <w:pPr>
+        <w:rPr>
+          <w:i/>
+          <w:iCs/>
+          <w:lang w:val="en-GB"/>
+        </w:rPr>
+      </w:pPr>
+      <w:r>
+        <w:rPr>
+          <w:i/>
+          <w:iCs/>
+          <w:lang w:val="en-GB"/>
+        </w:rPr>
+        <w:t xml:space="preserve">    "PasswordSicura123!"</w:t>
+      </w:r>
+    </w:p>
+    <w:p>
+      <w:pPr>
+        <w:rPr>
+          <w:i/>
+          <w:iCs/>
+          <w:lang w:val="en-GB"/>
+        </w:rPr>
+      </w:pPr>
+      <w:r>
+        <w:rPr>
+          <w:i/>
+          <w:iCs/>
+          <w:lang w:val="en-GB"/>
+        </w:rPr>
+        <w:t>);</w:t>
+      </w:r>
+    </w:p>
+    <w:p>
+      <w:pPr>
+        <w:rPr>
+          <w:i/>
+          <w:iCs/>
+          <w:lang w:val="en-GB"/>
+        </w:rPr>
+      </w:pPr>
+      <w:r>
+        <w:rPr>
+          <w:i/>
+          <w:iCs/>
+          <w:lang w:val="en-GB"/>
+        </w:rPr>
+        <w:t>-&gt; at it.unisa.ewms.persistance.ClassiDAO.UtenteDAO.insertUtenteGenerico(UtenteDAO.java:28)</w:t>
+      </w:r>
+    </w:p>
+    <w:p>
+      <w:pPr>
+        <w:rPr>
+          <w:i/>
+          <w:iCs/>
+          <w:lang w:val="en-GB"/>
+        </w:rPr>
+      </w:pPr>
+      <w:proofErr w:type="spellStart"/>
+      <w:r>
+        <w:rPr>
+          <w:i/>
+          <w:iCs/>
+          <w:lang w:val="en-GB"/>
+        </w:rPr>
+        <w:t>preparedStatement.setString</w:t>
+      </w:r>
+      <w:proofErr w:type="spellEnd"/>
+      <w:r>
+        <w:rPr>
+          <w:i/>
+          <w:iCs/>
+          <w:lang w:val="en-GB"/>
+        </w:rPr>
+        <w:t>(</w:t>
+      </w:r>
+    </w:p>
+    <w:p>
+      <w:pPr>
+        <w:rPr>
+          <w:i/>
+          <w:iCs/>
+          <w:lang w:val="en-GB"/>
+        </w:rPr>
+      </w:pPr>
+      <w:r>
+        <w:rPr>
+          <w:i/>
+          <w:iCs/>
+          <w:lang w:val="en-GB"/>
+        </w:rPr>
+        <w:t xml:space="preserve">    7,</w:t>
+      </w:r>
+    </w:p>
+    <w:p>
+      <w:pPr>
+        <w:rPr>
+          <w:i/>
+          <w:iCs/>
+          <w:lang w:val="en-GB"/>
+        </w:rPr>
+      </w:pPr>
+      <w:r>
+        <w:rPr>
+          <w:i/>
+          <w:iCs/>
+          <w:lang w:val="en-GB"/>
+        </w:rPr>
+        <w:t xml:space="preserve">    "DIPENDENTE"</w:t>
+      </w:r>
+    </w:p>
+    <w:p>
+      <w:pPr>
+        <w:rPr>
+          <w:i/>
+          <w:iCs/>
+          <w:lang w:val="en-GB"/>
+        </w:rPr>
+      </w:pPr>
+      <w:r>
+        <w:rPr>
+          <w:i/>
+          <w:iCs/>
+          <w:lang w:val="en-GB"/>
+        </w:rPr>
+        <w:t>);</w:t>
+      </w:r>
+    </w:p>
+    <w:p>
+      <w:pPr>
+        <w:rPr>
+          <w:i/>
+          <w:iCs/>
+          <w:lang w:val="en-GB"/>
+        </w:rPr>
+      </w:pPr>
+      <w:r>
+        <w:rPr>
+          <w:i/>
+          <w:iCs/>
+          <w:lang w:val="en-GB"/>
+        </w:rPr>
+        <w:t>-&gt; at it.unisa.ewms.persistance.ClassiDAO.UtenteDAO.insertUtenteGenerico(UtenteDAO.java:29)</w:t>
+      </w:r>
+    </w:p>
+    <w:p>
+      <w:pPr>
+        <w:rPr>
+          <w:i/>
+          <w:iCs/>
+          <w:lang w:val="en-GB"/>
+        </w:rPr>
+      </w:pPr>
+      <w:proofErr w:type="spellStart"/>
+      <w:r>
+        <w:rPr>
+          <w:i/>
+          <w:iCs/>
+          <w:lang w:val="en-GB"/>
+        </w:rPr>
+        <w:t>preparedStatement.execute</w:t>
+      </w:r>
+      <w:proofErr w:type="spellEnd"/>
+      <w:r>
+        <w:rPr>
+          <w:i/>
+          <w:iCs/>
+          <w:lang w:val="en-GB"/>
+        </w:rPr>
+        <w:t>(</w:t>
+      </w:r>
+    </w:p>
+    <w:p>
+      <w:pPr>
+        <w:rPr>
+          <w:i/>
+          <w:iCs/>
+          <w:lang w:val="en-GB"/>
+        </w:rPr>
+      </w:pPr>
+      <w:r>
+        <w:rPr>
+          <w:i/>
+          <w:iCs/>
+          <w:lang w:val="en-GB"/>
+        </w:rPr>
+        <w:t xml:space="preserve">    </w:t>
+      </w:r>
+    </w:p>
+    <w:p>
+      <w:pPr>
+        <w:rPr>
+          <w:i/>
+          <w:iCs/>
+          <w:lang w:val="en-GB"/>
+        </w:rPr>
+      </w:pPr>
+      <w:r>
+        <w:rPr>
+          <w:i/>
+          <w:iCs/>
+          <w:lang w:val="en-GB"/>
+        </w:rPr>
+        <w:t>);</w:t>
+      </w:r>
+    </w:p>
+    <w:p>
+      <w:pPr>
+        <w:rPr>
+          <w:i/>
+          <w:iCs/>
+          <w:lang w:val="en-GB"/>
+        </w:rPr>
+      </w:pPr>
+      <w:r>
+        <w:rPr>
+          <w:i/>
+          <w:iCs/>
+          <w:lang w:val="en-GB"/>
+        </w:rPr>
+        <w:t>-&gt; at it.unisa.ewms.persistance.ClassiDAO.UtenteDAO.insertUtenteGenerico(UtenteDAO.java:31)</w:t>
+      </w:r>
+    </w:p>
+    <w:p>
+      <w:pPr>
+        <w:rPr>
+          <w:i/>
+          <w:iCs/>
+          <w:lang w:val="en-GB"/>
+        </w:rPr>
+      </w:pPr>
+      <w:proofErr w:type="spellStart"/>
+      <w:r>
+        <w:rPr>
+          <w:i/>
+          <w:iCs/>
+          <w:lang w:val="en-GB"/>
+        </w:rPr>
+        <w:t>preparedStatement.close</w:t>
+      </w:r>
+      <w:proofErr w:type="spellEnd"/>
+      <w:r>
+        <w:rPr>
+          <w:i/>
+          <w:iCs/>
+          <w:lang w:val="en-GB"/>
+        </w:rPr>
+        <w:t>(</w:t>
+      </w:r>
+    </w:p>
+    <w:p>
+      <w:pPr>
+        <w:rPr>
+          <w:i/>
+          <w:iCs/>
+          <w:lang w:val="en-GB"/>
+        </w:rPr>
+      </w:pPr>
+      <w:r>
+        <w:rPr>
+          <w:i/>
+          <w:iCs/>
+          <w:lang w:val="en-GB"/>
+        </w:rPr>
+        <w:t xml:space="preserve">    </w:t>
+      </w:r>
+    </w:p>
+    <w:p>
+      <w:pPr>
+        <w:rPr>
+          <w:i/>
+          <w:iCs/>
+          <w:lang w:val="en-GB"/>
+        </w:rPr>
+      </w:pPr>
+      <w:r>
+        <w:rPr>
+          <w:i/>
+          <w:iCs/>
+          <w:lang w:val="en-GB"/>
+        </w:rPr>
+        <w:t>);</w:t>
+      </w:r>
+    </w:p>
+    <w:p>
+      <w:pPr>
+        <w:rPr>
+          <w:i/>
+          <w:iCs/>
+          <w:lang w:val="en-GB"/>
+        </w:rPr>
+      </w:pPr>
+      <w:r>
+        <w:rPr>
+          <w:i/>
+          <w:iCs/>
+          <w:lang w:val="en-GB"/>
+        </w:rPr>
+        <w:t>-&gt; at it.unisa.ewms.persistance.ClassiDAO.UtenteDAO.insertUtenteGenerico(UtenteDAO.java:34)</w:t>
+      </w:r>
+    </w:p>
+    <w:p>
+      <w:pPr>
+        <w:rPr>
+          <w:i/>
+          <w:iCs/>
+          <w:lang w:val="en-GB"/>
+        </w:rPr>
+      </w:pPr>
+    </w:p>
+    <w:p>
+      <w:pPr>
+        <w:rPr>
+          <w:i/>
+          <w:iCs/>
+          <w:lang w:val="en-GB"/>
+        </w:rPr>
+      </w:pPr>
+      <w:r>
+        <w:rPr>
+          <w:i/>
+          <w:iCs/>
+          <w:lang w:val="en-GB"/>
+        </w:rPr>
+        <w:tab/>
+        <w:t>at UtenteDAOTest$CreateUtenteTest.testCreateUtente_Successo(UtenteDAOTest.java:73)</w:t>
+      </w:r>
+    </w:p>
+    <w:p>
+      <w:pPr>
+        <w:rPr>
+          <w:i/>
+          <w:iCs/>
+          <w:lang w:val="en-GB"/>
+        </w:rPr>
+      </w:pPr>
+      <w:r>
+        <w:rPr>
+          <w:i/>
+          <w:iCs/>
+          <w:lang w:val="en-GB"/>
+        </w:rPr>
+        <w:tab/>
+        <w:t xml:space="preserve">at </w:t>
+      </w:r>
+      <w:proofErr w:type="spellStart"/>
+      <w:r>
+        <w:rPr>
+          <w:i/>
+          <w:iCs/>
+          <w:lang w:val="en-GB"/>
+        </w:rPr>
+        <w:t>java.base</w:t>
+      </w:r>
+      <w:proofErr w:type="spellEnd"/>
+      <w:r>
+        <w:rPr>
+          <w:i/>
+          <w:iCs/>
+          <w:lang w:val="en-GB"/>
+        </w:rPr>
+        <w:t>/</w:t>
+      </w:r>
+      <w:proofErr w:type="spellStart"/>
+      <w:r>
+        <w:rPr>
+          <w:i/>
+          <w:iCs/>
+          <w:lang w:val="en-GB"/>
+        </w:rPr>
+        <w:t>java.lang.reflect.Method.invoke</w:t>
+      </w:r>
+      <w:proofErr w:type="spellEnd"/>
+      <w:r>
+        <w:rPr>
+          <w:i/>
+          <w:iCs/>
+          <w:lang w:val="en-GB"/>
+        </w:rPr>
+        <w:t>(Method.java:578)</w:t>
+      </w:r>
+    </w:p>
+    <w:p>
+      <w:pPr>
+        <w:rPr>
+          <w:i/>
+          <w:iCs/>
+          <w:lang w:val="en-GB"/>
+        </w:rPr>
+      </w:pPr>
+      <w:r>
+        <w:rPr>
+          <w:i/>
+          <w:iCs/>
+          <w:lang w:val="en-GB"/>
+        </w:rPr>
+        <w:tab/>
+        <w:t xml:space="preserve">at </w:t>
+      </w:r>
+      <w:proofErr w:type="spellStart"/>
+      <w:r>
+        <w:rPr>
+          <w:i/>
+          <w:iCs/>
+          <w:lang w:val="en-GB"/>
+        </w:rPr>
+        <w:t>java.base</w:t>
+      </w:r>
+      <w:proofErr w:type="spellEnd"/>
+      <w:r>
+        <w:rPr>
+          <w:i/>
+          <w:iCs/>
+          <w:lang w:val="en-GB"/>
+        </w:rPr>
+        <w:t>/</w:t>
+      </w:r>
+      <w:proofErr w:type="spellStart"/>
+      <w:r>
+        <w:rPr>
+          <w:i/>
+          <w:iCs/>
+          <w:lang w:val="en-GB"/>
+        </w:rPr>
+        <w:t>java.util.ArrayList.forEach</w:t>
+      </w:r>
+      <w:proofErr w:type="spellEnd"/>
+      <w:r>
+        <w:rPr>
+          <w:i/>
+          <w:iCs/>
+          <w:lang w:val="en-GB"/>
+        </w:rPr>
+        <w:t>(ArrayList.java:1511)</w:t>
+      </w:r>
+    </w:p>
+    <w:p>
+      <w:pPr>
+        <w:rPr>
+          <w:i/>
+          <w:iCs/>
+          <w:lang w:val="en-GB"/>
+        </w:rPr>
+      </w:pPr>
+      <w:r>
+        <w:rPr>
+          <w:i/>
+          <w:iCs/>
+          <w:lang w:val="en-GB"/>
+        </w:rPr>
+        <w:tab/>
+        <w:t xml:space="preserve">at </w:t>
+      </w:r>
+      <w:proofErr w:type="spellStart"/>
+      <w:r>
+        <w:rPr>
+          <w:i/>
+          <w:iCs/>
+          <w:lang w:val="en-GB"/>
+        </w:rPr>
+        <w:t>java.base</w:t>
+      </w:r>
+      <w:proofErr w:type="spellEnd"/>
+      <w:r>
+        <w:rPr>
+          <w:i/>
+          <w:iCs/>
+          <w:lang w:val="en-GB"/>
+        </w:rPr>
+        <w:t>/</w:t>
+      </w:r>
+      <w:proofErr w:type="spellStart"/>
+      <w:r>
+        <w:rPr>
+          <w:i/>
+          <w:iCs/>
+          <w:lang w:val="en-GB"/>
+        </w:rPr>
+        <w:t>java.util.ArrayList.forEach</w:t>
+      </w:r>
+      <w:proofErr w:type="spellEnd"/>
+      <w:r>
+        <w:rPr>
+          <w:i/>
+          <w:iCs/>
+          <w:lang w:val="en-GB"/>
+        </w:rPr>
+        <w:t>(ArrayList.java:1511)</w:t>
+      </w:r>
+    </w:p>
+    <w:p>
+      <w:pPr>
+        <w:rPr>
+          <w:lang w:val="en-GB"/>
+        </w:rPr>
+      </w:pPr>
+      <w:r>
+        <w:rPr>
+          <w:i/>
+          <w:iCs/>
+          <w:lang w:val="en-GB"/>
+        </w:rPr>
+        <w:tab/>
+        <w:t xml:space="preserve">at </w:t>
+      </w:r>
+      <w:proofErr w:type="spellStart"/>
+      <w:r>
+        <w:rPr>
+          <w:i/>
+          <w:iCs/>
+          <w:lang w:val="en-GB"/>
+        </w:rPr>
+        <w:t>java.base</w:t>
+      </w:r>
+      <w:proofErr w:type="spellEnd"/>
+      <w:r>
+        <w:rPr>
+          <w:i/>
+          <w:iCs/>
+          <w:lang w:val="en-GB"/>
+        </w:rPr>
+        <w:t>/</w:t>
+      </w:r>
+      <w:proofErr w:type="spellStart"/>
+      <w:r>
+        <w:rPr>
+          <w:i/>
+          <w:iCs/>
+          <w:lang w:val="en-GB"/>
+        </w:rPr>
+        <w:t>java.util.ArrayList.forEach</w:t>
+      </w:r>
+      <w:proofErr w:type="spellEnd"/>
+      <w:r>
+        <w:rPr>
+          <w:i/>
+          <w:iCs/>
+          <w:lang w:val="en-GB"/>
+        </w:rPr>
+        <w:t>(ArrayList.java:1511)</w:t>
+      </w:r>
+    </w:p>
+    <w:p>
+      <w:pPr>
+        <w:rPr>
+          <w:lang w:val="en-GB"/>
+        </w:rPr>
+      </w:pPr>
+    </w:p>
+    <w:p>
+      <w:pPr>
+        <w:pStyle w:val="Titolo4"/>
+      </w:pPr>
+      <w:r>
+        <w:t>Risoluzione problema</w:t>
+      </w:r>
+    </w:p>
+    <w:p/>
+    <w:p>
+      <w:r>
+        <w:t>Il problema risiedev</w:t>
+      </w:r>
+      <w:r>
+        <w:t xml:space="preserve">a nell’ordine di inserimento di parametri all’interno del </w:t>
+      </w:r>
+      <w:proofErr w:type="spellStart"/>
+      <w:r>
+        <w:t>prepared</w:t>
+      </w:r>
+      <w:proofErr w:type="spellEnd"/>
+      <w:r>
+        <w:t xml:space="preserve"> </w:t>
+      </w:r>
+      <w:proofErr w:type="spellStart"/>
+      <w:r>
+        <w:t>statement</w:t>
+      </w:r>
+      <w:proofErr w:type="spellEnd"/>
+      <w:r>
+        <w:t>.</w:t>
+      </w:r>
+    </w:p>
+    <w:p/>
+    <w:p>
+      <w:pPr>
+        <w:pBdr>
+          <w:bottom w:val="single" w:sz="6" w:space="1" w:color="auto"/>
+        </w:pBdr>
+      </w:pPr>
+    </w:p>
+    <w:p/>
+    <w:p>
+      <w:pPr>
         <w:pStyle w:val="Titolo3"/>
       </w:pPr>
+    </w:p>
+    <w:p>
+      <w:pPr>
+        <w:pStyle w:val="Titolo3"/>
+      </w:pPr>
       <w:r>
         <w:t xml:space="preserve">Esecuzione: </w:t>
       </w:r>
-      <w:proofErr w:type="spellStart"/>
-      <w:r>
-        <w:t>testCreateUtente_Success</w:t>
-      </w:r>
-      <w:proofErr w:type="spellEnd"/>
     </w:p>
     <w:p/>
     <w:p>
@@ -57,34 +2383,13 @@
     </w:p>
     <w:p>
       <w:r>
-        <w:t xml:space="preserve">Il test è fallito dovuto ad un errore della classe </w:t>
-      </w:r>
-      <w:proofErr w:type="spellStart"/>
-      <w:r>
-        <w:t>Mockito</w:t>
-      </w:r>
-      <w:proofErr w:type="spellEnd"/>
-      <w:r>
-        <w:t xml:space="preserve"> che non riesce a fare il </w:t>
-      </w:r>
-      <w:proofErr w:type="spellStart"/>
-      <w:r>
-        <w:t>mock</w:t>
-      </w:r>
-      <w:proofErr w:type="spellEnd"/>
-      <w:r>
-        <w:t xml:space="preserve"> del </w:t>
-      </w:r>
-      <w:proofErr w:type="spellStart"/>
-      <w:r>
-        <w:t>datasource</w:t>
-      </w:r>
-      <w:proofErr w:type="spellEnd"/>
-      <w:r>
-        <w:t xml:space="preserve"> pool</w:t>
-      </w:r>
-      <w:r>
-        <w:t xml:space="preserve">. </w:t>
+        <w:t>Il test è fallit</w:t>
+      </w:r>
+      <w:r>
+        <w:t>o</w:t>
+      </w:r>
+      <w:r>
+        <w:t xml:space="preserve">, è stata lanciata l’eccezione sbagliata. </w:t>
       </w:r>
     </w:p>
     <w:p/>
@@ -96,631 +2401,874 @@
         </w:rPr>
       </w:pPr>
       <w:r>
-        <w:rPr>
-          <w:lang w:val="en-GB"/>
-        </w:rPr>
-        <w:t xml:space="preserve">Log del test </w:t>
-      </w:r>
-    </w:p>
-    <w:p>
-      <w:pPr>
-        <w:rPr>
-          <w:lang w:val="en-GB"/>
-        </w:rPr>
-      </w:pPr>
-    </w:p>
-    <w:p>
-      <w:pPr>
-        <w:rPr>
-          <w:i/>
-          <w:iCs/>
-          <w:lang w:val="en-GB"/>
-        </w:rPr>
-      </w:pPr>
-      <w:r>
-        <w:rPr>
-          <w:i/>
-          <w:iCs/>
-          <w:lang w:val="en-GB"/>
-        </w:rPr>
-        <w:t xml:space="preserve">org.mockito.exceptions.misusing.MissingMethodInvocationException: </w:t>
-      </w:r>
-    </w:p>
-    <w:p>
-      <w:pPr>
-        <w:rPr>
-          <w:i/>
-          <w:iCs/>
-          <w:lang w:val="en-GB"/>
-        </w:rPr>
-      </w:pPr>
-      <w:r>
-        <w:rPr>
-          <w:i/>
-          <w:iCs/>
-          <w:lang w:val="en-GB"/>
-        </w:rPr>
-        <w:t xml:space="preserve">when() requires an argument which </w:t>
+        <w:t xml:space="preserve"> </w:t>
+      </w:r>
+      <w:r>
+        <w:rPr>
+          <w:lang w:val="en-GB"/>
+        </w:rPr>
+        <w:t xml:space="preserve">Log </w:t>
+      </w:r>
+      <w:proofErr w:type="spellStart"/>
+      <w:r>
+        <w:rPr>
+          <w:lang w:val="en-GB"/>
+        </w:rPr>
+        <w:t>esecuzione</w:t>
+      </w:r>
+      <w:proofErr w:type="spellEnd"/>
+    </w:p>
+    <w:p>
+      <w:pPr>
+        <w:rPr>
+          <w:lang w:val="en-GB"/>
+        </w:rPr>
+      </w:pPr>
+    </w:p>
+    <w:p>
+      <w:pPr>
+        <w:rPr>
+          <w:lang w:val="en-GB"/>
+        </w:rPr>
+      </w:pPr>
+      <w:r>
+        <w:rPr>
+          <w:lang w:val="en-GB"/>
+        </w:rPr>
+        <w:t xml:space="preserve">org.opentest4j.AssertionFailedError: Unexpected exception type thrown, </w:t>
+      </w:r>
+    </w:p>
+    <w:p>
+      <w:pPr>
+        <w:rPr>
+          <w:lang w:val="en-GB"/>
+        </w:rPr>
+      </w:pPr>
+      <w:r>
+        <w:rPr>
+          <w:lang w:val="en-GB"/>
+        </w:rPr>
+        <w:t xml:space="preserve">Expected :class </w:t>
+      </w:r>
+      <w:proofErr w:type="spellStart"/>
+      <w:r>
+        <w:rPr>
+          <w:lang w:val="en-GB"/>
+        </w:rPr>
+        <w:t>java.lang.IllegalArgumentException</w:t>
+      </w:r>
+      <w:proofErr w:type="spellEnd"/>
+    </w:p>
+    <w:p>
+      <w:pPr>
+        <w:rPr>
+          <w:lang w:val="en-GB"/>
+        </w:rPr>
+      </w:pPr>
+      <w:r>
+        <w:rPr>
+          <w:lang w:val="en-GB"/>
+        </w:rPr>
+        <w:t xml:space="preserve">Actual   :class </w:t>
+      </w:r>
+      <w:proofErr w:type="spellStart"/>
+      <w:r>
+        <w:rPr>
+          <w:lang w:val="en-GB"/>
+        </w:rPr>
+        <w:t>java.sql.SQLException</w:t>
+      </w:r>
+      <w:proofErr w:type="spellEnd"/>
+    </w:p>
+    <w:p>
+      <w:pPr>
+        <w:rPr>
+          <w:lang w:val="en-GB"/>
+        </w:rPr>
+      </w:pPr>
+      <w:r>
+        <w:rPr>
+          <w:lang w:val="en-GB"/>
+        </w:rPr>
+        <w:t>&lt;Click to see difference&gt;</w:t>
+      </w:r>
+    </w:p>
+    <w:p>
+      <w:pPr>
+        <w:rPr>
+          <w:lang w:val="en-GB"/>
+        </w:rPr>
+      </w:pPr>
+    </w:p>
+    <w:p>
+      <w:pPr>
+        <w:rPr>
+          <w:lang w:val="en-GB"/>
+        </w:rPr>
+      </w:pPr>
+    </w:p>
+    <w:p>
+      <w:pPr>
+        <w:rPr>
+          <w:lang w:val="en-GB"/>
+        </w:rPr>
+      </w:pPr>
+      <w:r>
+        <w:rPr>
+          <w:lang w:val="en-GB"/>
+        </w:rPr>
+        <w:tab/>
+        <w:t>at org.junit.jupiter.api.AssertionFailureBuilder.build(AssertionFailureBuilder.java:151)</w:t>
+      </w:r>
+    </w:p>
+    <w:p>
+      <w:pPr>
+        <w:rPr>
+          <w:lang w:val="en-GB"/>
+        </w:rPr>
+      </w:pPr>
+      <w:r>
+        <w:rPr>
+          <w:lang w:val="en-GB"/>
+        </w:rPr>
+        <w:tab/>
+        <w:t>at org.junit.jupiter.api.AssertThrows.assertThrows(AssertThrows.java:67)</w:t>
+      </w:r>
+    </w:p>
+    <w:p>
+      <w:pPr>
+        <w:rPr>
+          <w:lang w:val="en-GB"/>
+        </w:rPr>
+      </w:pPr>
+      <w:r>
+        <w:rPr>
+          <w:lang w:val="en-GB"/>
+        </w:rPr>
+        <w:tab/>
+        <w:t>at org.junit.jupiter.api.AssertThrows.assertThrows(AssertThrows.java:35)</w:t>
+      </w:r>
+    </w:p>
+    <w:p>
+      <w:pPr>
+        <w:rPr>
+          <w:lang w:val="en-GB"/>
+        </w:rPr>
+      </w:pPr>
+      <w:r>
+        <w:rPr>
+          <w:lang w:val="en-GB"/>
+        </w:rPr>
+        <w:tab/>
+        <w:t>at org.junit.jupiter.api.Assertions.assertThrows(Assertions.java:3111)</w:t>
+      </w:r>
+    </w:p>
+    <w:p>
+      <w:pPr>
+        <w:rPr>
+          <w:lang w:val="en-GB"/>
+        </w:rPr>
+      </w:pPr>
+      <w:r>
+        <w:rPr>
+          <w:lang w:val="en-GB"/>
+        </w:rPr>
+        <w:tab/>
+        <w:t>at UtenteDAOTest$CreateUtenteTest.testCreateUtente_InputNull(UtenteDAOTest.java:82)</w:t>
+      </w:r>
+    </w:p>
+    <w:p>
+      <w:pPr>
+        <w:rPr>
+          <w:lang w:val="en-GB"/>
+        </w:rPr>
+      </w:pPr>
+      <w:r>
+        <w:rPr>
+          <w:lang w:val="en-GB"/>
+        </w:rPr>
+        <w:tab/>
+        <w:t xml:space="preserve">at </w:t>
+      </w:r>
+      <w:proofErr w:type="spellStart"/>
+      <w:r>
+        <w:rPr>
+          <w:lang w:val="en-GB"/>
+        </w:rPr>
+        <w:t>java.base</w:t>
+      </w:r>
+      <w:proofErr w:type="spellEnd"/>
+      <w:r>
+        <w:rPr>
+          <w:lang w:val="en-GB"/>
+        </w:rPr>
+        <w:t>/</w:t>
+      </w:r>
+      <w:proofErr w:type="spellStart"/>
+      <w:r>
+        <w:rPr>
+          <w:lang w:val="en-GB"/>
+        </w:rPr>
+        <w:t>java.lang.reflect.Method.invoke</w:t>
+      </w:r>
+      <w:proofErr w:type="spellEnd"/>
+      <w:r>
+        <w:rPr>
+          <w:lang w:val="en-GB"/>
+        </w:rPr>
+        <w:t>(Method.java:578)</w:t>
+      </w:r>
+    </w:p>
+    <w:p>
+      <w:pPr>
+        <w:rPr>
+          <w:lang w:val="en-GB"/>
+        </w:rPr>
+      </w:pPr>
+      <w:r>
+        <w:rPr>
+          <w:lang w:val="en-GB"/>
+        </w:rPr>
+        <w:tab/>
+        <w:t xml:space="preserve">at </w:t>
+      </w:r>
+      <w:proofErr w:type="spellStart"/>
+      <w:r>
+        <w:rPr>
+          <w:lang w:val="en-GB"/>
+        </w:rPr>
+        <w:t>java.base</w:t>
+      </w:r>
+      <w:proofErr w:type="spellEnd"/>
+      <w:r>
+        <w:rPr>
+          <w:lang w:val="en-GB"/>
+        </w:rPr>
+        <w:t>/</w:t>
+      </w:r>
+      <w:proofErr w:type="spellStart"/>
+      <w:r>
+        <w:rPr>
+          <w:lang w:val="en-GB"/>
+        </w:rPr>
+        <w:t>java.util.ArrayList.forEach</w:t>
+      </w:r>
+      <w:proofErr w:type="spellEnd"/>
+      <w:r>
+        <w:rPr>
+          <w:lang w:val="en-GB"/>
+        </w:rPr>
+        <w:t>(ArrayList.java:1511)</w:t>
+      </w:r>
+    </w:p>
+    <w:p>
+      <w:pPr>
+        <w:rPr>
+          <w:lang w:val="en-GB"/>
+        </w:rPr>
+      </w:pPr>
+      <w:r>
+        <w:rPr>
+          <w:lang w:val="en-GB"/>
+        </w:rPr>
+        <w:tab/>
+        <w:t xml:space="preserve">at </w:t>
+      </w:r>
+      <w:proofErr w:type="spellStart"/>
+      <w:r>
+        <w:rPr>
+          <w:lang w:val="en-GB"/>
+        </w:rPr>
+        <w:t>java.base</w:t>
+      </w:r>
+      <w:proofErr w:type="spellEnd"/>
+      <w:r>
+        <w:rPr>
+          <w:lang w:val="en-GB"/>
+        </w:rPr>
+        <w:t>/</w:t>
+      </w:r>
+      <w:proofErr w:type="spellStart"/>
+      <w:r>
+        <w:rPr>
+          <w:lang w:val="en-GB"/>
+        </w:rPr>
+        <w:t>java.util.ArrayList.forEach</w:t>
+      </w:r>
+      <w:proofErr w:type="spellEnd"/>
+      <w:r>
+        <w:rPr>
+          <w:lang w:val="en-GB"/>
+        </w:rPr>
+        <w:t>(ArrayList.java:1511)</w:t>
+      </w:r>
+    </w:p>
+    <w:p>
+      <w:pPr>
+        <w:rPr>
+          <w:lang w:val="en-GB"/>
+        </w:rPr>
+      </w:pPr>
+      <w:r>
+        <w:rPr>
+          <w:lang w:val="en-GB"/>
+        </w:rPr>
+        <w:tab/>
+        <w:t xml:space="preserve">at </w:t>
+      </w:r>
+      <w:proofErr w:type="spellStart"/>
+      <w:r>
+        <w:rPr>
+          <w:lang w:val="en-GB"/>
+        </w:rPr>
+        <w:t>java.base</w:t>
+      </w:r>
+      <w:proofErr w:type="spellEnd"/>
+      <w:r>
+        <w:rPr>
+          <w:lang w:val="en-GB"/>
+        </w:rPr>
+        <w:t>/</w:t>
+      </w:r>
+      <w:proofErr w:type="spellStart"/>
+      <w:r>
+        <w:rPr>
+          <w:lang w:val="en-GB"/>
+        </w:rPr>
+        <w:t>java.util.ArrayList.forEach</w:t>
+      </w:r>
+      <w:proofErr w:type="spellEnd"/>
+      <w:r>
+        <w:rPr>
+          <w:lang w:val="en-GB"/>
+        </w:rPr>
+        <w:t>(ArrayList.java:1511)</w:t>
+      </w:r>
+    </w:p>
+    <w:p>
+      <w:proofErr w:type="spellStart"/>
+      <w:r>
+        <w:t>Caused</w:t>
+      </w:r>
+      <w:proofErr w:type="spellEnd"/>
+      <w:r>
+        <w:t xml:space="preserve"> by: </w:t>
+      </w:r>
+      <w:proofErr w:type="spellStart"/>
+      <w:r>
+        <w:t>java.sql.SQLException</w:t>
+      </w:r>
+      <w:proofErr w:type="spellEnd"/>
+      <w:r>
+        <w:t>: Inserimento utente Generico non riuscito</w:t>
+      </w:r>
+    </w:p>
+    <w:p>
+      <w:pPr>
+        <w:rPr>
+          <w:lang w:val="en-GB"/>
+        </w:rPr>
+      </w:pPr>
+      <w:r>
+        <w:lastRenderedPageBreak/>
+        <w:tab/>
+      </w:r>
+      <w:r>
+        <w:rPr>
+          <w:lang w:val="en-GB"/>
+        </w:rPr>
+        <w:t>at it.unisa.ewms.persistance.ClassiDAO.UtenteDAO.createUtente(UtenteDAO.java:53)</w:t>
+      </w:r>
+    </w:p>
+    <w:p>
+      <w:pPr>
+        <w:rPr>
+          <w:lang w:val="en-GB"/>
+        </w:rPr>
+      </w:pPr>
+      <w:r>
+        <w:rPr>
+          <w:lang w:val="en-GB"/>
+        </w:rPr>
+        <w:tab/>
+        <w:t>at UtenteDAOTest$CreateUtenteTest.lambda$testCreateUtente_InputNull$0(UtenteDAOTest.java:83)</w:t>
+      </w:r>
+    </w:p>
+    <w:p>
+      <w:pPr>
+        <w:rPr>
+          <w:lang w:val="en-GB"/>
+        </w:rPr>
+      </w:pPr>
+      <w:r>
+        <w:rPr>
+          <w:lang w:val="en-GB"/>
+        </w:rPr>
+        <w:tab/>
+        <w:t>at org.junit.jupiter.api.AssertThrows.assertThrows(AssertThrows.java:53)</w:t>
+      </w:r>
+    </w:p>
+    <w:p>
+      <w:pPr>
+        <w:rPr>
+          <w:lang w:val="en-GB"/>
+        </w:rPr>
+      </w:pPr>
+      <w:r>
+        <w:rPr>
+          <w:lang w:val="en-GB"/>
+        </w:rPr>
+        <w:tab/>
+        <w:t>... 7 more</w:t>
+      </w:r>
+    </w:p>
+    <w:p>
+      <w:pPr>
+        <w:rPr>
+          <w:lang w:val="en-GB"/>
+        </w:rPr>
+      </w:pPr>
+      <w:r>
+        <w:rPr>
+          <w:lang w:val="en-GB"/>
+        </w:rPr>
+        <w:t xml:space="preserve">Caused </w:t>
       </w:r>
       <w:proofErr w:type="gramStart"/>
       <w:r>
         <w:rPr>
-          <w:i/>
-          <w:iCs/>
-          <w:lang w:val="en-GB"/>
-        </w:rPr>
-        <w:t>has to</w:t>
+          <w:lang w:val="en-GB"/>
+        </w:rPr>
+        <w:t>by:</w:t>
       </w:r>
       <w:proofErr w:type="gramEnd"/>
       <w:r>
         <w:rPr>
-          <w:i/>
-          <w:iCs/>
-          <w:lang w:val="en-GB"/>
-        </w:rPr>
-        <w:t xml:space="preserve"> be 'a method call on a mock'.</w:t>
-      </w:r>
-    </w:p>
-    <w:p>
-      <w:pPr>
-        <w:rPr>
-          <w:i/>
-          <w:iCs/>
-          <w:lang w:val="en-GB"/>
-        </w:rPr>
-      </w:pPr>
-      <w:r>
-        <w:rPr>
-          <w:i/>
-          <w:iCs/>
-          <w:lang w:val="en-GB"/>
-        </w:rPr>
-        <w:t>For example:</w:t>
-      </w:r>
-    </w:p>
-    <w:p>
-      <w:pPr>
-        <w:rPr>
-          <w:i/>
-          <w:iCs/>
-          <w:lang w:val="en-GB"/>
-        </w:rPr>
-      </w:pPr>
-      <w:r>
-        <w:rPr>
-          <w:i/>
-          <w:iCs/>
-          <w:lang w:val="en-GB"/>
-        </w:rPr>
-        <w:t xml:space="preserve">    when(</w:t>
-      </w:r>
-      <w:proofErr w:type="spellStart"/>
-      <w:r>
-        <w:rPr>
-          <w:i/>
-          <w:iCs/>
-          <w:lang w:val="en-GB"/>
-        </w:rPr>
-        <w:t>mock.getArticles</w:t>
-      </w:r>
-      <w:proofErr w:type="spellEnd"/>
-      <w:r>
-        <w:rPr>
-          <w:i/>
-          <w:iCs/>
-          <w:lang w:val="en-GB"/>
-        </w:rPr>
-        <w:t>()).</w:t>
-      </w:r>
-      <w:proofErr w:type="spellStart"/>
-      <w:r>
-        <w:rPr>
-          <w:i/>
-          <w:iCs/>
-          <w:lang w:val="en-GB"/>
-        </w:rPr>
-        <w:t>thenReturn</w:t>
-      </w:r>
-      <w:proofErr w:type="spellEnd"/>
-      <w:r>
-        <w:rPr>
-          <w:i/>
-          <w:iCs/>
-          <w:lang w:val="en-GB"/>
-        </w:rPr>
-        <w:t>(articles);</w:t>
-      </w:r>
-    </w:p>
-    <w:p>
-      <w:pPr>
-        <w:rPr>
-          <w:i/>
-          <w:iCs/>
-          <w:lang w:val="en-GB"/>
-        </w:rPr>
-      </w:pPr>
-    </w:p>
-    <w:p>
-      <w:pPr>
-        <w:rPr>
-          <w:i/>
-          <w:iCs/>
-          <w:lang w:val="en-GB"/>
-        </w:rPr>
-      </w:pPr>
-      <w:r>
-        <w:rPr>
-          <w:i/>
-          <w:iCs/>
-          <w:lang w:val="en-GB"/>
-        </w:rPr>
-        <w:t>Also, this error might show up because:</w:t>
-      </w:r>
-    </w:p>
-    <w:p>
-      <w:pPr>
-        <w:rPr>
-          <w:i/>
-          <w:iCs/>
-          <w:lang w:val="en-GB"/>
-        </w:rPr>
-      </w:pPr>
-      <w:r>
-        <w:rPr>
-          <w:i/>
-          <w:iCs/>
-          <w:lang w:val="en-GB"/>
-        </w:rPr>
-        <w:t>1. you stub either of: final/private/equals()/</w:t>
-      </w:r>
-      <w:proofErr w:type="spellStart"/>
-      <w:r>
-        <w:rPr>
-          <w:i/>
-          <w:iCs/>
-          <w:lang w:val="en-GB"/>
-        </w:rPr>
-        <w:t>hashCode</w:t>
-      </w:r>
-      <w:proofErr w:type="spellEnd"/>
-      <w:r>
-        <w:rPr>
-          <w:i/>
-          <w:iCs/>
-          <w:lang w:val="en-GB"/>
-        </w:rPr>
-        <w:t>() methods.</w:t>
-      </w:r>
-    </w:p>
-    <w:p>
-      <w:pPr>
-        <w:rPr>
-          <w:i/>
-          <w:iCs/>
-          <w:lang w:val="en-GB"/>
-        </w:rPr>
-      </w:pPr>
-      <w:r>
-        <w:rPr>
-          <w:i/>
-          <w:iCs/>
-          <w:lang w:val="en-GB"/>
-        </w:rPr>
-        <w:t xml:space="preserve">   Those methods *cannot* be stubbed/verified.</w:t>
-      </w:r>
-    </w:p>
-    <w:p>
-      <w:pPr>
-        <w:rPr>
-          <w:i/>
-          <w:iCs/>
-          <w:lang w:val="en-GB"/>
-        </w:rPr>
-      </w:pPr>
-      <w:r>
-        <w:rPr>
-          <w:i/>
-          <w:iCs/>
-          <w:lang w:val="en-GB"/>
-        </w:rPr>
-        <w:t xml:space="preserve">   Mocking methods declared on non-public parent classes is not supported.</w:t>
-      </w:r>
-    </w:p>
-    <w:p>
-      <w:pPr>
-        <w:rPr>
-          <w:i/>
-          <w:iCs/>
-          <w:lang w:val="en-GB"/>
-        </w:rPr>
-      </w:pPr>
-      <w:r>
-        <w:rPr>
-          <w:i/>
-          <w:iCs/>
-          <w:lang w:val="en-GB"/>
-        </w:rPr>
-        <w:t>2. inside when() you don't call method on mock but on some other object.</w:t>
-      </w:r>
-    </w:p>
-    <w:p>
-      <w:pPr>
-        <w:rPr>
-          <w:i/>
-          <w:iCs/>
-          <w:lang w:val="en-GB"/>
-        </w:rPr>
-      </w:pPr>
-    </w:p>
-    <w:p>
-      <w:pPr>
-        <w:rPr>
-          <w:i/>
-          <w:iCs/>
-          <w:lang w:val="en-GB"/>
-        </w:rPr>
-      </w:pPr>
-    </w:p>
-    <w:p>
-      <w:pPr>
-        <w:rPr>
-          <w:i/>
-          <w:iCs/>
-        </w:rPr>
-      </w:pPr>
-      <w:r>
-        <w:rPr>
-          <w:i/>
-          <w:iCs/>
+          <w:lang w:val="en-GB"/>
+        </w:rPr>
+        <w:t xml:space="preserve"> </w:t>
+      </w:r>
+      <w:proofErr w:type="spellStart"/>
+      <w:r>
+        <w:rPr>
+          <w:lang w:val="en-GB"/>
+        </w:rPr>
+        <w:t>java.lang.IllegalArgumentException</w:t>
+      </w:r>
+      <w:proofErr w:type="spellEnd"/>
+    </w:p>
+    <w:p>
+      <w:pPr>
+        <w:rPr>
+          <w:lang w:val="en-GB"/>
+        </w:rPr>
+      </w:pPr>
+      <w:r>
+        <w:rPr>
           <w:lang w:val="en-GB"/>
         </w:rPr>
         <w:tab/>
-      </w:r>
-      <w:proofErr w:type="spellStart"/>
-      <w:r>
-        <w:rPr>
-          <w:i/>
-          <w:iCs/>
-        </w:rPr>
-        <w:t>at</w:t>
-      </w:r>
-      <w:proofErr w:type="spellEnd"/>
-      <w:r>
-        <w:rPr>
-          <w:i/>
-          <w:iCs/>
-        </w:rPr>
-        <w:t xml:space="preserve"> </w:t>
-      </w:r>
-      <w:proofErr w:type="spellStart"/>
-      <w:r>
-        <w:rPr>
-          <w:i/>
-          <w:iCs/>
-        </w:rPr>
-        <w:t>UtenteDaoTest.testCreateUtente_Success</w:t>
-      </w:r>
-      <w:proofErr w:type="spellEnd"/>
-      <w:r>
-        <w:rPr>
-          <w:i/>
-          <w:iCs/>
-        </w:rPr>
-        <w:t>(UtenteDAOTest.java:51)</w:t>
-      </w:r>
+        <w:t>at it.unisa.ewms.persistance.ClassiDAO.UtenteDAO.insertUtenteGenerico(UtenteDAO.java:16)</w:t>
+      </w:r>
+    </w:p>
+    <w:p>
+      <w:pPr>
+        <w:rPr>
+          <w:lang w:val="en-GB"/>
+        </w:rPr>
+      </w:pPr>
+      <w:r>
+        <w:rPr>
+          <w:lang w:val="en-GB"/>
+        </w:rPr>
+        <w:tab/>
+        <w:t>at it.unisa.ewms.persistance.ClassiDAO.UtenteDAO.createUtente(UtenteDAO.java:47)</w:t>
+      </w:r>
+    </w:p>
+    <w:p>
+      <w:r>
+        <w:rPr>
+          <w:lang w:val="en-GB"/>
+        </w:rPr>
+        <w:tab/>
+      </w:r>
+      <w:r>
+        <w:t>... 9 more</w:t>
+      </w:r>
+    </w:p>
+    <w:p>
+      <w:pPr>
+        <w:pStyle w:val="Titolo4"/>
+      </w:pPr>
+      <w:r>
+        <w:t>Risoluzione problema</w:t>
+      </w:r>
+    </w:p>
+    <w:p>
+      <w:r>
+        <w:t xml:space="preserve">All’interno del codice veniva lanciata l’eccezione </w:t>
+      </w:r>
+      <w:proofErr w:type="spellStart"/>
+      <w:r>
+        <w:t>SQLException</w:t>
+      </w:r>
+      <w:proofErr w:type="spellEnd"/>
+      <w:r>
+        <w:t xml:space="preserve"> nel punto in cui </w:t>
+      </w:r>
+      <w:proofErr w:type="gramStart"/>
+      <w:r>
+        <w:t>sarebbe dovuta</w:t>
+      </w:r>
+      <w:proofErr w:type="gramEnd"/>
+      <w:r>
+        <w:t xml:space="preserve"> essere lanciata l’eccezione </w:t>
+      </w:r>
+      <w:proofErr w:type="spellStart"/>
+      <w:r>
+        <w:t>IllegalArgumentException</w:t>
+      </w:r>
+      <w:proofErr w:type="spellEnd"/>
+      <w:r>
+        <w:t xml:space="preserve">, questo era dovuto ad un mancata gestione del ritorno all’interno del metodo chiamante, è stata aggiunta la logica per lanciare </w:t>
+      </w:r>
+      <w:proofErr w:type="spellStart"/>
+      <w:r>
+        <w:t>IllegalArgumentException</w:t>
+      </w:r>
+      <w:proofErr w:type="spellEnd"/>
+      <w:r>
+        <w:t>.</w:t>
+      </w:r>
+    </w:p>
+    <w:p>
+      <w:pPr>
+        <w:pBdr>
+          <w:bottom w:val="single" w:sz="6" w:space="1" w:color="auto"/>
+        </w:pBdr>
+      </w:pPr>
     </w:p>
     <w:p/>
     <w:p/>
     <w:p>
       <w:pPr>
+        <w:pStyle w:val="Titolo2"/>
+      </w:pPr>
+      <w:r>
+        <w:t>Metodo</w:t>
+      </w:r>
+      <w:r>
+        <w:t xml:space="preserve">: </w:t>
+      </w:r>
+      <w:proofErr w:type="spellStart"/>
+      <w:r>
+        <w:t>createDipendente</w:t>
+      </w:r>
+      <w:proofErr w:type="spellEnd"/>
+    </w:p>
+    <w:p>
+      <w:pPr>
+        <w:pStyle w:val="Titolo3"/>
+      </w:pPr>
+    </w:p>
+    <w:p>
+      <w:pPr>
+        <w:pStyle w:val="Titolo3"/>
+      </w:pPr>
+      <w:r>
+        <w:t xml:space="preserve">Esecuzione: </w:t>
+      </w:r>
+      <w:proofErr w:type="spellStart"/>
+      <w:r>
+        <w:t>testCreateDipendente_EmailDuplicata</w:t>
+      </w:r>
+      <w:proofErr w:type="spellEnd"/>
+    </w:p>
+    <w:p>
+      <w:pPr>
+        <w:pStyle w:val="Titolo3"/>
+      </w:pPr>
+    </w:p>
+    <w:p/>
+    <w:p>
+      <w:pPr>
         <w:pStyle w:val="Titolo4"/>
       </w:pPr>
       <w:r>
-        <w:t>Risoluzione problema</w:t>
+        <w:t>Risultato</w:t>
       </w:r>
     </w:p>
     <w:p/>
     <w:p>
       <w:r>
-        <w:t>Il testing è stato r</w:t>
-      </w:r>
-      <w:r>
-        <w:t xml:space="preserve">isolto cambiando la logica di inizializzazione del </w:t>
-      </w:r>
-      <w:proofErr w:type="spellStart"/>
-      <w:r>
-        <w:t>datasource</w:t>
-      </w:r>
-      <w:proofErr w:type="spellEnd"/>
-      <w:r>
-        <w:t xml:space="preserve"> pool implementando una </w:t>
-      </w:r>
-      <w:proofErr w:type="spellStart"/>
-      <w:r>
-        <w:t>lazy-initialization</w:t>
-      </w:r>
-      <w:proofErr w:type="spellEnd"/>
-      <w:r>
-        <w:t xml:space="preserve"> del pool, questo permette a </w:t>
-      </w:r>
-      <w:proofErr w:type="spellStart"/>
-      <w:r>
-        <w:t>mockito</w:t>
-      </w:r>
-      <w:proofErr w:type="spellEnd"/>
-      <w:r>
-        <w:t xml:space="preserve"> di funzionare correttamente. </w:t>
+        <w:t xml:space="preserve">Il test </w:t>
+      </w:r>
+      <w:r>
+        <w:t xml:space="preserve">è fallito. </w:t>
+      </w:r>
+      <w:proofErr w:type="spellStart"/>
+      <w:r>
+        <w:t>Utente.getRuolo</w:t>
+      </w:r>
+      <w:proofErr w:type="spellEnd"/>
+      <w:r>
+        <w:t>() ritorna valore “</w:t>
+      </w:r>
+      <w:proofErr w:type="spellStart"/>
+      <w:r>
+        <w:t>null</w:t>
+      </w:r>
+      <w:proofErr w:type="spellEnd"/>
+      <w:r>
+        <w:t>”</w:t>
       </w:r>
     </w:p>
     <w:p/>
+    <w:p>
+      <w:pPr>
+        <w:pStyle w:val="Titolo4"/>
+      </w:pPr>
+      <w:r>
+        <w:t xml:space="preserve">Log esecuzione </w:t>
+      </w:r>
+    </w:p>
     <w:p/>
+    <w:p>
+      <w:r>
+        <w:t xml:space="preserve">Errore creazione dipendente per </w:t>
+      </w:r>
+      <w:proofErr w:type="spellStart"/>
+      <w:r>
+        <w:t>errore:Cannot</w:t>
+      </w:r>
+      <w:proofErr w:type="spellEnd"/>
+      <w:r>
+        <w:t xml:space="preserve"> </w:t>
+      </w:r>
+      <w:proofErr w:type="spellStart"/>
+      <w:r>
+        <w:t>invoke</w:t>
+      </w:r>
+      <w:proofErr w:type="spellEnd"/>
+      <w:r>
+        <w:t xml:space="preserve"> "</w:t>
+      </w:r>
+      <w:proofErr w:type="spellStart"/>
+      <w:r>
+        <w:t>it.unisa.ewms.model.beans.Tipi$ruolo.toString</w:t>
+      </w:r>
+      <w:proofErr w:type="spellEnd"/>
+      <w:r>
+        <w:t xml:space="preserve">()" </w:t>
+      </w:r>
+      <w:proofErr w:type="spellStart"/>
+      <w:r>
+        <w:t>because</w:t>
+      </w:r>
+      <w:proofErr w:type="spellEnd"/>
+      <w:r>
+        <w:t xml:space="preserve"> the </w:t>
+      </w:r>
+      <w:proofErr w:type="spellStart"/>
+      <w:r>
+        <w:t>return</w:t>
+      </w:r>
+      <w:proofErr w:type="spellEnd"/>
+      <w:r>
+        <w:t xml:space="preserve"> </w:t>
+      </w:r>
+      <w:proofErr w:type="spellStart"/>
+      <w:r>
+        <w:t>value</w:t>
+      </w:r>
+      <w:proofErr w:type="spellEnd"/>
+      <w:r>
+        <w:t xml:space="preserve"> of "</w:t>
+      </w:r>
+      <w:proofErr w:type="spellStart"/>
+      <w:r>
+        <w:t>it.unisa.ewms.model.beans.Utente.getRuolo</w:t>
+      </w:r>
+      <w:proofErr w:type="spellEnd"/>
+      <w:r>
+        <w:t xml:space="preserve">()" </w:t>
+      </w:r>
+      <w:proofErr w:type="spellStart"/>
+      <w:r>
+        <w:t>is</w:t>
+      </w:r>
+      <w:proofErr w:type="spellEnd"/>
+      <w:r>
+        <w:t xml:space="preserve"> </w:t>
+      </w:r>
+      <w:proofErr w:type="spellStart"/>
+      <w:r>
+        <w:t>null</w:t>
+      </w:r>
+      <w:proofErr w:type="spellEnd"/>
+    </w:p>
     <w:p/>
     <w:p>
       <w:pPr>
-        <w:pStyle w:val="Titolo3"/>
-      </w:pPr>
-    </w:p>
-    <w:p>
-      <w:pPr>
-        <w:pStyle w:val="Titolo3"/>
-      </w:pPr>
-      <w:r>
-        <w:t xml:space="preserve">Esecuzione: </w:t>
-      </w:r>
-      <w:proofErr w:type="spellStart"/>
-      <w:r>
-        <w:t>testCreateUtente_SqlExceptionThrowsRuntimeException</w:t>
-      </w:r>
-      <w:proofErr w:type="spellEnd"/>
-    </w:p>
-    <w:p/>
-    <w:p>
-      <w:pPr>
-        <w:pStyle w:val="Titolo4"/>
-      </w:pPr>
-      <w:r>
-        <w:t xml:space="preserve">Risultato </w:t>
-      </w:r>
-    </w:p>
-    <w:p>
-      <w:r>
-        <w:t>Il test è fallit</w:t>
-      </w:r>
-      <w:r>
-        <w:t>o</w:t>
-      </w:r>
-      <w:r>
-        <w:t>.</w:t>
-      </w:r>
-      <w:r>
-        <w:t xml:space="preserve"> </w:t>
-      </w:r>
-      <w:r>
-        <w:t>Il te</w:t>
-      </w:r>
-      <w:r>
-        <w:t xml:space="preserve">st non riesce ad inizializzare la classe </w:t>
-      </w:r>
-      <w:proofErr w:type="spellStart"/>
-      <w:r>
-        <w:t>DataSourceFactory</w:t>
-      </w:r>
-      <w:proofErr w:type="spellEnd"/>
-      <w:r>
-        <w:t>.</w:t>
-      </w:r>
-      <w:r>
+        <w:rPr>
+          <w:lang w:val="en-GB"/>
+        </w:rPr>
+      </w:pPr>
+      <w:r>
+        <w:rPr>
+          <w:lang w:val="en-GB"/>
+        </w:rPr>
+        <w:lastRenderedPageBreak/>
+        <w:t xml:space="preserve">org.opentest4j.AssertionFailedError: Unexpected exception type thrown, </w:t>
+      </w:r>
+    </w:p>
+    <w:p>
+      <w:pPr>
+        <w:rPr>
+          <w:lang w:val="en-GB"/>
+        </w:rPr>
+      </w:pPr>
+      <w:r>
+        <w:rPr>
+          <w:lang w:val="en-GB"/>
+        </w:rPr>
+        <w:t xml:space="preserve">Expected :class </w:t>
+      </w:r>
+      <w:proofErr w:type="spellStart"/>
+      <w:r>
+        <w:rPr>
+          <w:lang w:val="en-GB"/>
+        </w:rPr>
+        <w:t>it.unisa.ewms.persistance.eccezioni.EmailGiaPresenteException</w:t>
+      </w:r>
+      <w:proofErr w:type="spellEnd"/>
+    </w:p>
+    <w:p>
+      <w:pPr>
+        <w:rPr>
+          <w:lang w:val="en-GB"/>
+        </w:rPr>
+      </w:pPr>
+      <w:r>
+        <w:rPr>
+          <w:lang w:val="en-GB"/>
+        </w:rPr>
+        <w:t xml:space="preserve">Actual   :class </w:t>
+      </w:r>
+      <w:proofErr w:type="spellStart"/>
+      <w:r>
+        <w:rPr>
+          <w:lang w:val="en-GB"/>
+        </w:rPr>
+        <w:t>java.sql.SQLException</w:t>
+      </w:r>
+      <w:proofErr w:type="spellEnd"/>
+    </w:p>
+    <w:p>
+      <w:pPr>
+        <w:rPr>
+          <w:lang w:val="en-GB"/>
+        </w:rPr>
+      </w:pPr>
+      <w:r>
+        <w:rPr>
+          <w:lang w:val="en-GB"/>
+        </w:rPr>
+        <w:t>&lt;Click to see difference&gt;</w:t>
+      </w:r>
+    </w:p>
+    <w:p>
+      <w:pPr>
+        <w:rPr>
+          <w:lang w:val="en-GB"/>
+        </w:rPr>
+      </w:pPr>
+    </w:p>
+    <w:p>
+      <w:pPr>
+        <w:rPr>
+          <w:lang w:val="en-GB"/>
+        </w:rPr>
+      </w:pPr>
+    </w:p>
+    <w:p>
+      <w:pPr>
+        <w:rPr>
+          <w:lang w:val="en-GB"/>
+        </w:rPr>
+      </w:pPr>
+      <w:r>
+        <w:rPr>
+          <w:lang w:val="en-GB"/>
+        </w:rPr>
         <w:tab/>
-      </w:r>
-    </w:p>
-    <w:p/>
-    <w:p>
-      <w:pPr>
-        <w:pStyle w:val="Titolo4"/>
-        <w:rPr>
-          <w:lang w:val="en-GB"/>
-        </w:rPr>
-      </w:pPr>
-      <w:r>
-        <w:t xml:space="preserve"> </w:t>
-      </w:r>
-      <w:r>
-        <w:rPr>
-          <w:lang w:val="en-GB"/>
-        </w:rPr>
-        <w:t xml:space="preserve">Log </w:t>
-      </w:r>
-      <w:proofErr w:type="spellStart"/>
-      <w:r>
-        <w:rPr>
-          <w:lang w:val="en-GB"/>
-        </w:rPr>
-        <w:t>esecuzione</w:t>
-      </w:r>
-      <w:proofErr w:type="spellEnd"/>
-    </w:p>
-    <w:p>
-      <w:pPr>
-        <w:rPr>
-          <w:i/>
-          <w:iCs/>
-          <w:lang w:val="en-GB"/>
-        </w:rPr>
-      </w:pPr>
-    </w:p>
-    <w:p>
-      <w:pPr>
-        <w:rPr>
-          <w:i/>
-          <w:iCs/>
-          <w:lang w:val="en-GB"/>
-        </w:rPr>
-      </w:pPr>
-      <w:proofErr w:type="spellStart"/>
-      <w:r>
-        <w:rPr>
-          <w:i/>
-          <w:iCs/>
-          <w:lang w:val="en-GB"/>
-        </w:rPr>
-        <w:t>org.mockito.exceptions.base.MockitoException</w:t>
-      </w:r>
-      <w:proofErr w:type="spellEnd"/>
-      <w:r>
-        <w:rPr>
-          <w:i/>
-          <w:iCs/>
-          <w:lang w:val="en-GB"/>
-        </w:rPr>
-        <w:t xml:space="preserve">: Cannot instrument class </w:t>
-      </w:r>
-      <w:proofErr w:type="spellStart"/>
-      <w:r>
-        <w:rPr>
-          <w:i/>
-          <w:iCs/>
-          <w:lang w:val="en-GB"/>
-        </w:rPr>
-        <w:t>it.unisa.ewms.persistance.DataSourceFactory</w:t>
-      </w:r>
-      <w:proofErr w:type="spellEnd"/>
-      <w:r>
-        <w:rPr>
-          <w:i/>
-          <w:iCs/>
-          <w:lang w:val="en-GB"/>
-        </w:rPr>
-        <w:t xml:space="preserve"> because it or one of its supertypes could not be initialized</w:t>
-      </w:r>
-    </w:p>
-    <w:p>
-      <w:pPr>
-        <w:rPr>
-          <w:i/>
-          <w:iCs/>
-          <w:lang w:val="en-GB"/>
-        </w:rPr>
-      </w:pPr>
-    </w:p>
-    <w:p>
-      <w:pPr>
-        <w:rPr>
-          <w:i/>
-          <w:iCs/>
-          <w:lang w:val="en-GB"/>
-        </w:rPr>
-      </w:pPr>
-      <w:r>
-        <w:rPr>
-          <w:i/>
-          <w:iCs/>
+        <w:t>at org.junit.jupiter.api.AssertionFailureBuilder.build(AssertionFailureBuilder.java:151)</w:t>
+      </w:r>
+    </w:p>
+    <w:p>
+      <w:pPr>
+        <w:rPr>
+          <w:lang w:val="en-GB"/>
+        </w:rPr>
+      </w:pPr>
+      <w:r>
+        <w:rPr>
           <w:lang w:val="en-GB"/>
         </w:rPr>
         <w:tab/>
-        <w:t>at UtenteDaoTest.testCreateUtente_SqlExceptionThrowsRuntimeException(UtenteDAOTest.java:84)</w:t>
-      </w:r>
-    </w:p>
-    <w:p>
-      <w:pPr>
-        <w:rPr>
-          <w:i/>
-          <w:iCs/>
-          <w:lang w:val="en-GB"/>
-        </w:rPr>
-      </w:pPr>
-      <w:r>
-        <w:rPr>
-          <w:i/>
-          <w:iCs/>
-          <w:lang w:val="en-GB"/>
-        </w:rPr>
-        <w:t xml:space="preserve">Caused </w:t>
-      </w:r>
-      <w:proofErr w:type="gramStart"/>
-      <w:r>
-        <w:rPr>
-          <w:i/>
-          <w:iCs/>
-          <w:lang w:val="en-GB"/>
-        </w:rPr>
-        <w:t>by:</w:t>
-      </w:r>
-      <w:proofErr w:type="gramEnd"/>
-      <w:r>
-        <w:rPr>
-          <w:i/>
-          <w:iCs/>
-          <w:lang w:val="en-GB"/>
-        </w:rPr>
-        <w:t xml:space="preserve"> </w:t>
-      </w:r>
-      <w:proofErr w:type="spellStart"/>
-      <w:r>
-        <w:rPr>
-          <w:i/>
-          <w:iCs/>
-          <w:lang w:val="en-GB"/>
-        </w:rPr>
-        <w:t>java.lang.RuntimeException</w:t>
-      </w:r>
-      <w:proofErr w:type="spellEnd"/>
-      <w:r>
-        <w:rPr>
-          <w:i/>
-          <w:iCs/>
-          <w:lang w:val="en-GB"/>
-        </w:rPr>
-        <w:t>: Failed to get driver instance for jdbcUrl=db.url</w:t>
-      </w:r>
-    </w:p>
-    <w:p>
-      <w:pPr>
-        <w:rPr>
-          <w:i/>
-          <w:iCs/>
-          <w:lang w:val="en-GB"/>
-        </w:rPr>
-      </w:pPr>
-      <w:r>
-        <w:rPr>
-          <w:i/>
-          <w:iCs/>
+        <w:t>at org.junit.jupiter.api.AssertThrows.assertThrows(AssertThrows.java:67)</w:t>
+      </w:r>
+    </w:p>
+    <w:p>
+      <w:pPr>
+        <w:rPr>
+          <w:lang w:val="en-GB"/>
+        </w:rPr>
+      </w:pPr>
+      <w:r>
+        <w:rPr>
           <w:lang w:val="en-GB"/>
         </w:rPr>
         <w:tab/>
-        <w:t>at com.zaxxer.hikari.util.DriverDataSource.&lt;init&gt;(DriverDataSource.java:113)</w:t>
-      </w:r>
-    </w:p>
-    <w:p>
-      <w:pPr>
-        <w:rPr>
-          <w:i/>
-          <w:iCs/>
-          <w:lang w:val="en-GB"/>
-        </w:rPr>
-      </w:pPr>
-      <w:r>
-        <w:rPr>
-          <w:i/>
-          <w:iCs/>
+        <w:t>at org.junit.jupiter.api.AssertThrows.assertThrows(AssertThrows.java:35)</w:t>
+      </w:r>
+    </w:p>
+    <w:p>
+      <w:pPr>
+        <w:rPr>
+          <w:lang w:val="en-GB"/>
+        </w:rPr>
+      </w:pPr>
+      <w:r>
+        <w:rPr>
           <w:lang w:val="en-GB"/>
         </w:rPr>
         <w:tab/>
-        <w:t>at com.zaxxer.hikari.pool.PoolBase.initializeDataSource(PoolBase.java:327)</w:t>
-      </w:r>
-    </w:p>
-    <w:p>
-      <w:pPr>
-        <w:rPr>
-          <w:i/>
-          <w:iCs/>
-          <w:lang w:val="en-GB"/>
-        </w:rPr>
-      </w:pPr>
-      <w:r>
-        <w:rPr>
-          <w:i/>
-          <w:iCs/>
+        <w:t>at org.junit.jupiter.api.Assertions.assertThrows(Assertions.java:3111)</w:t>
+      </w:r>
+    </w:p>
+    <w:p>
+      <w:pPr>
+        <w:rPr>
+          <w:lang w:val="en-GB"/>
+        </w:rPr>
+      </w:pPr>
+      <w:r>
+        <w:rPr>
+          <w:lang w:val="en-GB"/>
+        </w:rPr>
+        <w:tab/>
+        <w:t>at UtenteDAOTest$CreateDipendenteTest.testCreateDipendente_EmailDuplicata(UtenteDAOTest.java:315)</w:t>
+      </w:r>
+    </w:p>
+    <w:p>
+      <w:pPr>
+        <w:rPr>
+          <w:lang w:val="en-GB"/>
+        </w:rPr>
+      </w:pPr>
+      <w:r>
+        <w:rPr>
           <w:lang w:val="en-GB"/>
         </w:rPr>
         <w:tab/>
@@ -729,52 +3277,40 @@
       <w:proofErr w:type="spellStart"/>
       <w:r>
         <w:rPr>
-          <w:i/>
-          <w:iCs/>
-          <w:lang w:val="en-GB"/>
-        </w:rPr>
-        <w:t>com.zaxxer.hikari.pool.PoolBase</w:t>
-      </w:r>
-      <w:proofErr w:type="spellEnd"/>
-      <w:r>
-        <w:rPr>
-          <w:i/>
-          <w:iCs/>
-          <w:lang w:val="en-GB"/>
-        </w:rPr>
-        <w:t>.&lt;</w:t>
-      </w:r>
-      <w:proofErr w:type="spellStart"/>
-      <w:r>
-        <w:rPr>
-          <w:i/>
-          <w:iCs/>
-          <w:lang w:val="en-GB"/>
-        </w:rPr>
-        <w:t>init</w:t>
-      </w:r>
-      <w:proofErr w:type="spellEnd"/>
-      <w:r>
-        <w:rPr>
-          <w:i/>
-          <w:iCs/>
-          <w:lang w:val="en-GB"/>
-        </w:rPr>
-        <w:t>&gt;(PoolBase.java:113)</w:t>
-      </w:r>
-    </w:p>
-    <w:p>
-      <w:pPr>
-        <w:rPr>
-          <w:i/>
-          <w:iCs/>
-          <w:lang w:val="en-GB"/>
-        </w:rPr>
-      </w:pPr>
-      <w:r>
-        <w:rPr>
-          <w:i/>
-          <w:iCs/>
+          <w:lang w:val="en-GB"/>
+        </w:rPr>
+        <w:t>java.base</w:t>
+      </w:r>
+      <w:proofErr w:type="spellEnd"/>
+      <w:r>
+        <w:rPr>
+          <w:lang w:val="en-GB"/>
+        </w:rPr>
+        <w:t>/</w:t>
+      </w:r>
+      <w:proofErr w:type="spellStart"/>
+      <w:r>
+        <w:rPr>
+          <w:lang w:val="en-GB"/>
+        </w:rPr>
+        <w:t>java.lang.reflect.Method.invoke</w:t>
+      </w:r>
+      <w:proofErr w:type="spellEnd"/>
+      <w:r>
+        <w:rPr>
+          <w:lang w:val="en-GB"/>
+        </w:rPr>
+        <w:t>(Method.java:578)</w:t>
+      </w:r>
+    </w:p>
+    <w:p>
+      <w:pPr>
+        <w:rPr>
+          <w:lang w:val="en-GB"/>
+        </w:rPr>
+      </w:pPr>
+      <w:r>
+        <w:rPr>
           <w:lang w:val="en-GB"/>
         </w:rPr>
         <w:tab/>
@@ -783,88 +3319,40 @@
       <w:proofErr w:type="spellStart"/>
       <w:r>
         <w:rPr>
-          <w:i/>
-          <w:iCs/>
-          <w:lang w:val="en-GB"/>
-        </w:rPr>
-        <w:t>com.zaxxer.hikari.pool.HikariPool</w:t>
-      </w:r>
-      <w:proofErr w:type="spellEnd"/>
-      <w:r>
-        <w:rPr>
-          <w:i/>
-          <w:iCs/>
-          <w:lang w:val="en-GB"/>
-        </w:rPr>
-        <w:t>.&lt;</w:t>
-      </w:r>
-      <w:proofErr w:type="spellStart"/>
-      <w:r>
-        <w:rPr>
-          <w:i/>
-          <w:iCs/>
-          <w:lang w:val="en-GB"/>
-        </w:rPr>
-        <w:t>init</w:t>
-      </w:r>
-      <w:proofErr w:type="spellEnd"/>
-      <w:r>
-        <w:rPr>
-          <w:i/>
-          <w:iCs/>
-          <w:lang w:val="en-GB"/>
-        </w:rPr>
-        <w:t>&gt;(HikariPool.java:91)</w:t>
-      </w:r>
-    </w:p>
-    <w:p>
-      <w:pPr>
-        <w:rPr>
-          <w:i/>
-          <w:iCs/>
-          <w:lang w:val="en-GB"/>
-        </w:rPr>
-      </w:pPr>
-      <w:r>
-        <w:rPr>
-          <w:i/>
-          <w:iCs/>
-          <w:lang w:val="en-GB"/>
-        </w:rPr>
-        <w:tab/>
-        <w:t>at com.zaxxer.hikari.HikariDataSource.&lt;init&gt;(HikariDataSource.java:80)</w:t>
-      </w:r>
-    </w:p>
-    <w:p>
-      <w:pPr>
-        <w:rPr>
-          <w:i/>
-          <w:iCs/>
-          <w:lang w:val="en-GB"/>
-        </w:rPr>
-      </w:pPr>
-      <w:r>
-        <w:rPr>
-          <w:i/>
-          <w:iCs/>
-          <w:lang w:val="en-GB"/>
-        </w:rPr>
-        <w:tab/>
-        <w:t>at it.unisa.ewms.persistance.DataSourceFactory.&lt;clinit&gt;(DataSourceFactory.java:41)</w:t>
-      </w:r>
-    </w:p>
-    <w:p>
-      <w:pPr>
-        <w:rPr>
-          <w:i/>
-          <w:iCs/>
-          <w:lang w:val="en-GB"/>
-        </w:rPr>
-      </w:pPr>
-      <w:r>
-        <w:rPr>
-          <w:i/>
-          <w:iCs/>
+          <w:lang w:val="en-GB"/>
+        </w:rPr>
+        <w:t>java.base</w:t>
+      </w:r>
+      <w:proofErr w:type="spellEnd"/>
+      <w:r>
+        <w:rPr>
+          <w:lang w:val="en-GB"/>
+        </w:rPr>
+        <w:t>/</w:t>
+      </w:r>
+      <w:proofErr w:type="spellStart"/>
+      <w:r>
+        <w:rPr>
+          <w:lang w:val="en-GB"/>
+        </w:rPr>
+        <w:t>java.util.ArrayList.forEach</w:t>
+      </w:r>
+      <w:proofErr w:type="spellEnd"/>
+      <w:r>
+        <w:rPr>
+          <w:lang w:val="en-GB"/>
+        </w:rPr>
+        <w:t>(ArrayList.java:1511)</w:t>
+      </w:r>
+    </w:p>
+    <w:p>
+      <w:pPr>
+        <w:rPr>
+          <w:lang w:val="en-GB"/>
+        </w:rPr>
+      </w:pPr>
+      <w:r>
+        <w:rPr>
           <w:lang w:val="en-GB"/>
         </w:rPr>
         <w:tab/>
@@ -873,8 +3361,6 @@
       <w:proofErr w:type="spellStart"/>
       <w:r>
         <w:rPr>
-          <w:i/>
-          <w:iCs/>
           <w:lang w:val="en-GB"/>
         </w:rPr>
         <w:t>java.base</w:t>
@@ -882,25 +3368,33 @@
       <w:proofErr w:type="spellEnd"/>
       <w:r>
         <w:rPr>
-          <w:i/>
-          <w:iCs/>
-          <w:lang w:val="en-GB"/>
-        </w:rPr>
-        <w:t>/java.lang.Class.forName0(Native Method)</w:t>
-      </w:r>
-    </w:p>
-    <w:p>
-      <w:pPr>
-        <w:rPr>
-          <w:i/>
-          <w:iCs/>
-          <w:lang w:val="en-GB"/>
-        </w:rPr>
-      </w:pPr>
-      <w:r>
-        <w:rPr>
-          <w:i/>
-          <w:iCs/>
+          <w:lang w:val="en-GB"/>
+        </w:rPr>
+        <w:t>/</w:t>
+      </w:r>
+      <w:proofErr w:type="spellStart"/>
+      <w:r>
+        <w:rPr>
+          <w:lang w:val="en-GB"/>
+        </w:rPr>
+        <w:t>java.util.ArrayList.forEach</w:t>
+      </w:r>
+      <w:proofErr w:type="spellEnd"/>
+      <w:r>
+        <w:rPr>
+          <w:lang w:val="en-GB"/>
+        </w:rPr>
+        <w:t>(ArrayList.java:1511)</w:t>
+      </w:r>
+    </w:p>
+    <w:p>
+      <w:pPr>
+        <w:rPr>
+          <w:lang w:val="en-GB"/>
+        </w:rPr>
+      </w:pPr>
+      <w:r>
+        <w:rPr>
           <w:lang w:val="en-GB"/>
         </w:rPr>
         <w:tab/>
@@ -909,8 +3403,6 @@
       <w:proofErr w:type="spellStart"/>
       <w:r>
         <w:rPr>
-          <w:i/>
-          <w:iCs/>
           <w:lang w:val="en-GB"/>
         </w:rPr>
         <w:t>java.base</w:t>
@@ -918,8 +3410,6 @@
       <w:proofErr w:type="spellEnd"/>
       <w:r>
         <w:rPr>
-          <w:i/>
-          <w:iCs/>
           <w:lang w:val="en-GB"/>
         </w:rPr>
         <w:t>/</w:t>
@@ -927,469 +3417,422 @@
       <w:proofErr w:type="spellStart"/>
       <w:r>
         <w:rPr>
-          <w:i/>
-          <w:iCs/>
-          <w:lang w:val="en-GB"/>
-        </w:rPr>
-        <w:t>java.lang.Class.forName</w:t>
-      </w:r>
-      <w:proofErr w:type="spellEnd"/>
-      <w:r>
-        <w:rPr>
-          <w:i/>
-          <w:iCs/>
-          <w:lang w:val="en-GB"/>
-        </w:rPr>
-        <w:t>(Class.java:495)</w:t>
-      </w:r>
-    </w:p>
-    <w:p>
-      <w:pPr>
-        <w:rPr>
-          <w:i/>
-          <w:iCs/>
-          <w:lang w:val="en-GB"/>
-        </w:rPr>
-      </w:pPr>
-      <w:r>
-        <w:rPr>
-          <w:i/>
-          <w:iCs/>
+          <w:lang w:val="en-GB"/>
+        </w:rPr>
+        <w:t>java.util.ArrayList.forEach</w:t>
+      </w:r>
+      <w:proofErr w:type="spellEnd"/>
+      <w:r>
+        <w:rPr>
+          <w:lang w:val="en-GB"/>
+        </w:rPr>
+        <w:t>(ArrayList.java:1511)</w:t>
+      </w:r>
+    </w:p>
+    <w:p>
+      <w:pPr>
+        <w:rPr>
+          <w:lang w:val="en-GB"/>
+        </w:rPr>
+      </w:pPr>
+      <w:r>
+        <w:rPr>
+          <w:lang w:val="en-GB"/>
+        </w:rPr>
+        <w:t xml:space="preserve">Caused by: </w:t>
+      </w:r>
+      <w:proofErr w:type="spellStart"/>
+      <w:r>
+        <w:rPr>
+          <w:lang w:val="en-GB"/>
+        </w:rPr>
+        <w:t>java.sql.SQLException</w:t>
+      </w:r>
+      <w:proofErr w:type="spellEnd"/>
+      <w:r>
+        <w:rPr>
+          <w:lang w:val="en-GB"/>
+        </w:rPr>
+        <w:t xml:space="preserve">: </w:t>
+      </w:r>
+      <w:proofErr w:type="spellStart"/>
+      <w:r>
+        <w:rPr>
+          <w:lang w:val="en-GB"/>
+        </w:rPr>
+        <w:t>Errore</w:t>
+      </w:r>
+      <w:proofErr w:type="spellEnd"/>
+      <w:r>
+        <w:rPr>
+          <w:lang w:val="en-GB"/>
+        </w:rPr>
+        <w:t xml:space="preserve"> </w:t>
+      </w:r>
+      <w:proofErr w:type="spellStart"/>
+      <w:r>
+        <w:rPr>
+          <w:lang w:val="en-GB"/>
+        </w:rPr>
+        <w:t>creazione</w:t>
+      </w:r>
+      <w:proofErr w:type="spellEnd"/>
+      <w:r>
+        <w:rPr>
+          <w:lang w:val="en-GB"/>
+        </w:rPr>
+        <w:t xml:space="preserve"> </w:t>
+      </w:r>
+      <w:proofErr w:type="spellStart"/>
+      <w:r>
+        <w:rPr>
+          <w:lang w:val="en-GB"/>
+        </w:rPr>
+        <w:t>dipendente</w:t>
+      </w:r>
+      <w:proofErr w:type="spellEnd"/>
+    </w:p>
+    <w:p>
+      <w:pPr>
+        <w:rPr>
+          <w:lang w:val="en-GB"/>
+        </w:rPr>
+      </w:pPr>
+      <w:r>
+        <w:rPr>
           <w:lang w:val="en-GB"/>
         </w:rPr>
         <w:tab/>
-        <w:t xml:space="preserve">at </w:t>
-      </w:r>
-      <w:proofErr w:type="spellStart"/>
-      <w:r>
-        <w:rPr>
-          <w:i/>
-          <w:iCs/>
-          <w:lang w:val="en-GB"/>
-        </w:rPr>
-        <w:t>java.base</w:t>
-      </w:r>
-      <w:proofErr w:type="spellEnd"/>
-      <w:r>
-        <w:rPr>
-          <w:i/>
-          <w:iCs/>
-          <w:lang w:val="en-GB"/>
-        </w:rPr>
-        <w:t>/</w:t>
-      </w:r>
-      <w:proofErr w:type="spellStart"/>
-      <w:r>
-        <w:rPr>
-          <w:i/>
-          <w:iCs/>
-          <w:lang w:val="en-GB"/>
-        </w:rPr>
-        <w:t>java.lang.Class.forName</w:t>
-      </w:r>
-      <w:proofErr w:type="spellEnd"/>
-      <w:r>
-        <w:rPr>
-          <w:i/>
-          <w:iCs/>
-          <w:lang w:val="en-GB"/>
-        </w:rPr>
-        <w:t>(Class.java:474)</w:t>
-      </w:r>
-    </w:p>
-    <w:p>
-      <w:pPr>
-        <w:rPr>
-          <w:i/>
-          <w:iCs/>
-          <w:lang w:val="en-GB"/>
-        </w:rPr>
-      </w:pPr>
-      <w:r>
-        <w:rPr>
-          <w:i/>
-          <w:iCs/>
+        <w:t>at it.unisa.ewms.persistance.ClassiDAO.UtenteDAO.createDipendente(UtenteDAO.java:94)</w:t>
+      </w:r>
+    </w:p>
+    <w:p>
+      <w:pPr>
+        <w:rPr>
+          <w:lang w:val="en-GB"/>
+        </w:rPr>
+      </w:pPr>
+      <w:r>
+        <w:rPr>
           <w:lang w:val="en-GB"/>
         </w:rPr>
         <w:tab/>
-        <w:t>at org.mockito.internal.creation.bytebuddy.InlineBytecodeGenerator.assureInitialization(InlineBytecodeGenerator.java:236)</w:t>
-      </w:r>
-    </w:p>
-    <w:p>
-      <w:pPr>
-        <w:rPr>
-          <w:i/>
-          <w:iCs/>
-          <w:lang w:val="en-GB"/>
-        </w:rPr>
-      </w:pPr>
-      <w:r>
-        <w:rPr>
-          <w:i/>
-          <w:iCs/>
+        <w:t>at UtenteDAOTest$CreateDipendenteTest.lambda$testCreateDipendente_EmailDuplicata$1(UtenteDAOTest.java:316)</w:t>
+      </w:r>
+    </w:p>
+    <w:p>
+      <w:pPr>
+        <w:rPr>
+          <w:lang w:val="en-GB"/>
+        </w:rPr>
+      </w:pPr>
+      <w:r>
+        <w:rPr>
           <w:lang w:val="en-GB"/>
         </w:rPr>
         <w:tab/>
-        <w:t>at org.mockito.internal.creation.bytebuddy.InlineBytecodeGenerator.triggerRetransformation(InlineBytecodeGenerator.java:254)</w:t>
-      </w:r>
-    </w:p>
-    <w:p>
-      <w:pPr>
-        <w:rPr>
-          <w:i/>
-          <w:iCs/>
-          <w:lang w:val="en-GB"/>
-        </w:rPr>
-      </w:pPr>
-      <w:r>
-        <w:rPr>
-          <w:i/>
-          <w:iCs/>
-          <w:lang w:val="en-GB"/>
-        </w:rPr>
+        <w:t>at org.junit.jupiter.api.AssertThrows.assertThrows(AssertThrows.java:53)</w:t>
+      </w:r>
+    </w:p>
+    <w:p>
+      <w:pPr>
+        <w:rPr>
+          <w:lang w:val="en-GB"/>
+        </w:rPr>
+      </w:pPr>
+      <w:r>
+        <w:rPr>
+          <w:lang w:val="en-GB"/>
+        </w:rPr>
+        <w:tab/>
+        <w:t>... 7 more</w:t>
+      </w:r>
+    </w:p>
+    <w:p>
+      <w:pPr>
+        <w:rPr>
+          <w:lang w:val="en-GB"/>
+        </w:rPr>
+      </w:pPr>
+      <w:r>
+        <w:rPr>
+          <w:lang w:val="en-GB"/>
+        </w:rPr>
+        <w:t xml:space="preserve">Caused </w:t>
+      </w:r>
+      <w:proofErr w:type="gramStart"/>
+      <w:r>
+        <w:rPr>
+          <w:lang w:val="en-GB"/>
+        </w:rPr>
+        <w:t>by:</w:t>
+      </w:r>
+      <w:proofErr w:type="gramEnd"/>
+      <w:r>
+        <w:rPr>
+          <w:lang w:val="en-GB"/>
+        </w:rPr>
+        <w:t xml:space="preserve"> </w:t>
+      </w:r>
+      <w:proofErr w:type="spellStart"/>
+      <w:r>
+        <w:rPr>
+          <w:lang w:val="en-GB"/>
+        </w:rPr>
+        <w:t>java.lang.NullPointerException</w:t>
+      </w:r>
+      <w:proofErr w:type="spellEnd"/>
+      <w:r>
+        <w:rPr>
+          <w:lang w:val="en-GB"/>
+        </w:rPr>
+        <w:t>: Cannot invoke "</w:t>
+      </w:r>
+      <w:proofErr w:type="spellStart"/>
+      <w:r>
+        <w:rPr>
+          <w:lang w:val="en-GB"/>
+        </w:rPr>
+        <w:t>it.unisa.ewms.model.beans.Tipi$ruolo.toString</w:t>
+      </w:r>
+      <w:proofErr w:type="spellEnd"/>
+      <w:r>
+        <w:rPr>
+          <w:lang w:val="en-GB"/>
+        </w:rPr>
+        <w:t>()" because the return value of "</w:t>
+      </w:r>
+      <w:proofErr w:type="spellStart"/>
+      <w:r>
+        <w:rPr>
+          <w:lang w:val="en-GB"/>
+        </w:rPr>
+        <w:t>it.unisa.ewms.model.beans.Utente.getRuolo</w:t>
+      </w:r>
+      <w:proofErr w:type="spellEnd"/>
+      <w:r>
+        <w:rPr>
+          <w:lang w:val="en-GB"/>
+        </w:rPr>
+        <w:t>()" is null</w:t>
+      </w:r>
+    </w:p>
+    <w:p>
+      <w:pPr>
+        <w:rPr>
+          <w:lang w:val="en-GB"/>
+        </w:rPr>
+      </w:pPr>
+      <w:r>
+        <w:rPr>
+          <w:lang w:val="en-GB"/>
+        </w:rPr>
+        <w:tab/>
+        <w:t>at it.unisa.ewms.persistance.ClassiDAO.UtenteDAO.insertUtenteGenerico(UtenteDAO.java:29)</w:t>
+      </w:r>
+    </w:p>
+    <w:p>
+      <w:pPr>
+        <w:rPr>
+          <w:lang w:val="en-GB"/>
+        </w:rPr>
+      </w:pPr>
+      <w:r>
+        <w:rPr>
+          <w:lang w:val="en-GB"/>
+        </w:rPr>
+        <w:tab/>
+        <w:t>at it.unisa.ewms.persistance.ClassiDAO.UtenteDAO.createDipendente(UtenteDAO.java:71)</w:t>
+      </w:r>
+    </w:p>
+    <w:p>
+      <w:r>
+        <w:rPr>
+          <w:lang w:val="en-GB"/>
+        </w:rPr>
+        <w:tab/>
+      </w:r>
+      <w:r>
+        <w:t>... 9 more</w:t>
+      </w:r>
+    </w:p>
+    <w:p/>
+    <w:p>
+      <w:pPr>
+        <w:pStyle w:val="Titolo3"/>
+      </w:pPr>
+      <w:r>
         <w:lastRenderedPageBreak/>
-        <w:tab/>
-        <w:t>at org.mockito.internal.creation.bytebuddy.InlineBytecodeGenerator.mockClassStatic(InlineBytecodeGenerator.java:226)</w:t>
-      </w:r>
-    </w:p>
-    <w:p>
-      <w:pPr>
-        <w:rPr>
-          <w:i/>
-          <w:iCs/>
-          <w:lang w:val="en-GB"/>
-        </w:rPr>
-      </w:pPr>
-      <w:r>
-        <w:rPr>
-          <w:i/>
-          <w:iCs/>
-          <w:lang w:val="en-GB"/>
-        </w:rPr>
-        <w:tab/>
-        <w:t>at org.mockito.internal.creation.bytebuddy.TypeCachingBytecodeGenerator.mockClassStatic(TypeCachingBytecodeGenerator.java:63)</w:t>
-      </w:r>
-    </w:p>
-    <w:p>
-      <w:pPr>
-        <w:rPr>
-          <w:i/>
-          <w:iCs/>
-          <w:lang w:val="en-GB"/>
-        </w:rPr>
-      </w:pPr>
-      <w:r>
-        <w:rPr>
-          <w:i/>
-          <w:iCs/>
-          <w:lang w:val="en-GB"/>
-        </w:rPr>
-        <w:tab/>
-        <w:t>at org.mockito.internal.creation.bytebuddy.InlineDelegateByteBuddyMockMaker.createStaticMock(InlineDelegateByteBuddyMockMaker.java:566)</w:t>
-      </w:r>
-    </w:p>
-    <w:p>
-      <w:pPr>
-        <w:rPr>
-          <w:i/>
-          <w:iCs/>
-          <w:lang w:val="en-GB"/>
-        </w:rPr>
-      </w:pPr>
-      <w:r>
-        <w:rPr>
-          <w:i/>
-          <w:iCs/>
-          <w:lang w:val="en-GB"/>
-        </w:rPr>
-        <w:tab/>
-        <w:t>at org.mockito.internal.creation.bytebuddy.InlineByteBuddyMockMaker.createStaticMock(InlineByteBuddyMockMaker.java:83)</w:t>
-      </w:r>
-    </w:p>
-    <w:p>
-      <w:pPr>
-        <w:rPr>
-          <w:i/>
-          <w:iCs/>
-          <w:lang w:val="en-GB"/>
-        </w:rPr>
-      </w:pPr>
-      <w:r>
-        <w:rPr>
-          <w:i/>
-          <w:iCs/>
-          <w:lang w:val="en-GB"/>
-        </w:rPr>
-        <w:tab/>
-        <w:t>at org.mockito.internal.util.MockUtil.createStaticMock(MockUtil.java:202)</w:t>
-      </w:r>
-    </w:p>
-    <w:p>
-      <w:pPr>
-        <w:rPr>
-          <w:i/>
-          <w:iCs/>
-          <w:lang w:val="en-GB"/>
-        </w:rPr>
-      </w:pPr>
-      <w:r>
-        <w:rPr>
-          <w:i/>
-          <w:iCs/>
-          <w:lang w:val="en-GB"/>
-        </w:rPr>
-        <w:tab/>
-        <w:t>at org.mockito.internal.MockitoCore.mockStatic(MockitoCore.java:134)</w:t>
-      </w:r>
-    </w:p>
-    <w:p>
-      <w:pPr>
-        <w:rPr>
-          <w:i/>
-          <w:iCs/>
-          <w:lang w:val="en-GB"/>
-        </w:rPr>
-      </w:pPr>
-      <w:r>
-        <w:rPr>
-          <w:i/>
-          <w:iCs/>
-          <w:lang w:val="en-GB"/>
-        </w:rPr>
-        <w:tab/>
-        <w:t xml:space="preserve">at </w:t>
-      </w:r>
-      <w:proofErr w:type="spellStart"/>
-      <w:r>
-        <w:rPr>
-          <w:i/>
-          <w:iCs/>
-          <w:lang w:val="en-GB"/>
-        </w:rPr>
-        <w:t>org.mockito.Mockito.mockStatic</w:t>
-      </w:r>
-      <w:proofErr w:type="spellEnd"/>
-      <w:r>
-        <w:rPr>
-          <w:i/>
-          <w:iCs/>
-          <w:lang w:val="en-GB"/>
-        </w:rPr>
-        <w:t>(Mockito.java:2307)</w:t>
-      </w:r>
-    </w:p>
-    <w:p>
-      <w:pPr>
-        <w:rPr>
-          <w:i/>
-          <w:iCs/>
-          <w:lang w:val="en-GB"/>
-        </w:rPr>
-      </w:pPr>
-      <w:r>
-        <w:rPr>
-          <w:i/>
-          <w:iCs/>
-          <w:lang w:val="en-GB"/>
-        </w:rPr>
-        <w:tab/>
-        <w:t xml:space="preserve">at </w:t>
-      </w:r>
-      <w:proofErr w:type="spellStart"/>
-      <w:r>
-        <w:rPr>
-          <w:i/>
-          <w:iCs/>
-          <w:lang w:val="en-GB"/>
-        </w:rPr>
-        <w:t>org.mockito.Mockito.mockStatic</w:t>
-      </w:r>
-      <w:proofErr w:type="spellEnd"/>
-      <w:r>
-        <w:rPr>
-          <w:i/>
-          <w:iCs/>
-          <w:lang w:val="en-GB"/>
-        </w:rPr>
-        <w:t>(Mockito.java:2244)</w:t>
-      </w:r>
-    </w:p>
-    <w:p>
-      <w:pPr>
-        <w:rPr>
-          <w:i/>
-          <w:iCs/>
-          <w:lang w:val="en-GB"/>
-        </w:rPr>
-      </w:pPr>
-      <w:r>
-        <w:rPr>
-          <w:i/>
-          <w:iCs/>
-          <w:lang w:val="en-GB"/>
-        </w:rPr>
-        <w:tab/>
-        <w:t>... 1 more</w:t>
-      </w:r>
-    </w:p>
-    <w:p>
-      <w:pPr>
-        <w:rPr>
-          <w:i/>
-          <w:iCs/>
-          <w:lang w:val="en-GB"/>
-        </w:rPr>
-      </w:pPr>
-      <w:r>
-        <w:rPr>
-          <w:i/>
-          <w:iCs/>
-          <w:lang w:val="en-GB"/>
-        </w:rPr>
-        <w:t xml:space="preserve">Caused by: </w:t>
-      </w:r>
-      <w:proofErr w:type="spellStart"/>
-      <w:r>
-        <w:rPr>
-          <w:i/>
-          <w:iCs/>
-          <w:lang w:val="en-GB"/>
-        </w:rPr>
-        <w:t>java.sql.SQLException</w:t>
-      </w:r>
-      <w:proofErr w:type="spellEnd"/>
-      <w:r>
-        <w:rPr>
-          <w:i/>
-          <w:iCs/>
-          <w:lang w:val="en-GB"/>
-        </w:rPr>
-        <w:t>: No suitable driver</w:t>
-      </w:r>
-    </w:p>
-    <w:p>
-      <w:pPr>
-        <w:rPr>
-          <w:i/>
-          <w:iCs/>
-          <w:lang w:val="en-GB"/>
-        </w:rPr>
-      </w:pPr>
-      <w:r>
-        <w:rPr>
-          <w:i/>
-          <w:iCs/>
-          <w:lang w:val="en-GB"/>
-        </w:rPr>
-        <w:tab/>
-        <w:t>at java.sql/java.sql.DriverManager.getDriver(DriverManager.java:300)</w:t>
-      </w:r>
-    </w:p>
-    <w:p>
-      <w:pPr>
-        <w:rPr>
-          <w:i/>
-          <w:iCs/>
-          <w:lang w:val="en-GB"/>
-        </w:rPr>
-      </w:pPr>
-      <w:r>
-        <w:rPr>
-          <w:i/>
-          <w:iCs/>
-          <w:lang w:val="en-GB"/>
-        </w:rPr>
-        <w:tab/>
-        <w:t>at com.zaxxer.hikari.util.DriverDataSource.&lt;init&gt;(DriverDataSource.java:105)</w:t>
-      </w:r>
-    </w:p>
-    <w:p>
-      <w:pPr>
-        <w:rPr>
-          <w:i/>
-          <w:iCs/>
-        </w:rPr>
-      </w:pPr>
-      <w:r>
-        <w:rPr>
-          <w:i/>
-          <w:iCs/>
-          <w:lang w:val="en-GB"/>
-        </w:rPr>
-        <w:tab/>
-      </w:r>
-      <w:r>
-        <w:rPr>
-          <w:i/>
-          <w:iCs/>
-        </w:rPr>
-        <w:t>... 19 more</w:t>
-      </w:r>
+        <w:t>Soluzione:</w:t>
+      </w:r>
+    </w:p>
+    <w:p>
+      <w:r>
+        <w:t xml:space="preserve">Creato correttamente il </w:t>
+      </w:r>
+      <w:proofErr w:type="spellStart"/>
+      <w:r>
+        <w:t>mock</w:t>
+      </w:r>
+      <w:proofErr w:type="spellEnd"/>
+      <w:r>
+        <w:t>. Dopo la correzione l’eccezione viene correttamente lanciata, quindi non vi erano errori nel DAO.</w:t>
+      </w:r>
+    </w:p>
+    <w:p>
+      <w:pPr>
+        <w:pBdr>
+          <w:bottom w:val="single" w:sz="6" w:space="1" w:color="auto"/>
+        </w:pBdr>
+      </w:pPr>
     </w:p>
     <w:p/>
     <w:p>
       <w:pPr>
+        <w:pStyle w:val="Titolo2"/>
+      </w:pPr>
+      <w:r>
+        <w:t xml:space="preserve">Metodo: </w:t>
+      </w:r>
+      <w:proofErr w:type="spellStart"/>
+      <w:r>
+        <w:t>updateRuolo</w:t>
+      </w:r>
+      <w:proofErr w:type="spellEnd"/>
+    </w:p>
+    <w:p/>
+    <w:p>
+      <w:pPr>
+        <w:pStyle w:val="Titolo3"/>
+      </w:pPr>
+      <w:r>
+        <w:t xml:space="preserve">Esecuzione: </w:t>
+      </w:r>
+      <w:proofErr w:type="spellStart"/>
+      <w:r>
+        <w:t>testUpdateRuolo_UtenteNonTrovato</w:t>
+      </w:r>
+      <w:proofErr w:type="spellEnd"/>
+    </w:p>
+    <w:p>
+      <w:pPr>
+        <w:pStyle w:val="Titolo3"/>
+      </w:pPr>
+    </w:p>
+    <w:p>
+      <w:pPr>
         <w:pStyle w:val="Titolo4"/>
       </w:pPr>
       <w:r>
-        <w:t>Risoluzione problema</w:t>
+        <w:t>Risultato</w:t>
       </w:r>
     </w:p>
     <w:p/>
     <w:p>
       <w:r>
-        <w:t>Il test presentava lo stesso problema di “</w:t>
-      </w:r>
-      <w:proofErr w:type="spellStart"/>
-      <w:r>
-        <w:t>testCreateUtente_Success</w:t>
-      </w:r>
-      <w:proofErr w:type="spellEnd"/>
-      <w:r>
-        <w:t>”. La soluzione è stata la stessa.</w:t>
+        <w:t>Il test è fallito. L’</w:t>
+      </w:r>
+      <w:proofErr w:type="spellStart"/>
+      <w:r>
+        <w:t>assert</w:t>
+      </w:r>
+      <w:proofErr w:type="spellEnd"/>
+      <w:r>
+        <w:t xml:space="preserve"> ha avuto una risposta diversa da quella che si aspettava</w:t>
       </w:r>
     </w:p>
     <w:p/>
+    <w:p>
+      <w:pPr>
+        <w:pStyle w:val="Titolo4"/>
+      </w:pPr>
+      <w:r>
+        <w:t>Log esecuzione</w:t>
+      </w:r>
+    </w:p>
     <w:p/>
     <w:p>
       <w:pPr>
-        <w:pStyle w:val="Titolo3"/>
-      </w:pPr>
-      <w:r>
-        <w:t xml:space="preserve">Esecuzione: </w:t>
-      </w:r>
-      <w:proofErr w:type="spellStart"/>
-      <w:r>
-        <w:t>testCreateUtente_NullThrowsException</w:t>
-      </w:r>
-      <w:proofErr w:type="spellEnd"/>
-      <w:r>
-        <w:t>()</w:t>
-      </w:r>
-    </w:p>
-    <w:p>
-      <w:pPr>
-        <w:pStyle w:val="Titolo3"/>
+        <w:rPr>
+          <w:lang w:val="en-GB"/>
+        </w:rPr>
+      </w:pPr>
+      <w:r>
+        <w:rPr>
+          <w:lang w:val="en-GB"/>
+        </w:rPr>
+        <w:t xml:space="preserve">org.opentest4j.AssertionFailedError: </w:t>
+      </w:r>
+    </w:p>
+    <w:p>
+      <w:pPr>
+        <w:rPr>
+          <w:lang w:val="en-GB"/>
+        </w:rPr>
+      </w:pPr>
+      <w:r>
+        <w:rPr>
+          <w:lang w:val="en-GB"/>
+        </w:rPr>
+        <w:t>Expected :true</w:t>
+      </w:r>
+    </w:p>
+    <w:p>
+      <w:pPr>
+        <w:rPr>
+          <w:lang w:val="en-GB"/>
+        </w:rPr>
+      </w:pPr>
+      <w:r>
+        <w:rPr>
+          <w:lang w:val="en-GB"/>
+        </w:rPr>
+        <w:t>Actual   :false</w:t>
+      </w:r>
+    </w:p>
+    <w:p>
+      <w:pPr>
+        <w:rPr>
+          <w:lang w:val="en-GB"/>
+        </w:rPr>
       </w:pPr>
     </w:p>
     <w:p>
       <w:pPr>
         <w:pStyle w:val="Titolo4"/>
-      </w:pPr>
-      <w:r>
-        <w:t>Risultato</w:t>
+        <w:rPr>
+          <w:lang w:val="en-GB"/>
+        </w:rPr>
+      </w:pPr>
+      <w:proofErr w:type="spellStart"/>
+      <w:r>
+        <w:rPr>
+          <w:lang w:val="en-GB"/>
+        </w:rPr>
+        <w:t>Soluzione</w:t>
+      </w:r>
+      <w:proofErr w:type="spellEnd"/>
+    </w:p>
+    <w:p>
+      <w:pPr>
+        <w:rPr>
+          <w:lang w:val="en-GB"/>
+        </w:rPr>
+      </w:pPr>
+    </w:p>
+    <w:p>
+      <w:r>
+        <w:t>Non era stata gestita correttamente l</w:t>
+      </w:r>
+      <w:r>
+        <w:t>’eccezione innestata.</w:t>
       </w:r>
     </w:p>
     <w:p/>
     <w:p>
       <w:r>
-        <w:t>Il test ha avuto successo.</w:t>
-      </w:r>
-    </w:p>
-    <w:p>
-      <w:pPr>
-        <w:pStyle w:val="Titolo3"/>
-      </w:pPr>
+        <w:t xml:space="preserve"> </w:t>
+      </w:r>
     </w:p>
     <w:sectPr>
       <w:pgSz w:w="11906" w:h="16838"/>
@@ -1977,7 +4420,7 @@
     <w:uiPriority w:val="9"/>
     <w:unhideWhenUsed/>
     <w:qFormat/>
-    <w:rsid w:val="005F5D4A"/>
+    <w:rsid w:val="00FC1B43"/>
     <w:pPr>
       <w:keepNext/>
       <w:keepLines/>
@@ -1989,6 +4432,7 @@
       <w:i/>
       <w:iCs/>
       <w:color w:val="0F4761" w:themeColor="accent1" w:themeShade="BF"/>
+      <w:sz w:val="28"/>
     </w:rPr>
   </w:style>
   <w:style w:type="paragraph" w:styleId="Titolo5">
@@ -2103,7 +4547,6 @@
   <w:style w:type="character" w:default="1" w:styleId="Carpredefinitoparagrafo">
     <w:name w:val="Default Paragraph Font"/>
     <w:uiPriority w:val="1"/>
-    <w:semiHidden/>
     <w:unhideWhenUsed/>
   </w:style>
   <w:style w:type="table" w:default="1" w:styleId="Tabellanormale">
@@ -2171,13 +4614,13 @@
     <w:basedOn w:val="Carpredefinitoparagrafo"/>
     <w:link w:val="Titolo4"/>
     <w:uiPriority w:val="9"/>
-    <w:rsid w:val="005F5D4A"/>
+    <w:rsid w:val="00FC1B43"/>
     <w:rPr>
       <w:rFonts w:eastAsiaTheme="majorEastAsia" w:cstheme="majorBidi"/>
       <w:i/>
       <w:iCs/>
       <w:color w:val="0F4761" w:themeColor="accent1" w:themeShade="BF"/>
-      <w:sz w:val="24"/>
+      <w:sz w:val="28"/>
     </w:rPr>
   </w:style>
   <w:style w:type="character" w:customStyle="1" w:styleId="Titolo5Carattere">
